--- a/Instruction Tests Motivation NEUROPREMS.docx
+++ b/Instruction Tests Motivation NEUROPREMS.docx
@@ -1,6 +1,6 @@
 
 <file path=word/document.xml><?xml version="1.0" encoding="utf-8"?>
-<w:document xmlns:wpc="http://schemas.microsoft.com/office/word/2010/wordprocessingCanvas" xmlns:mc="http://schemas.openxmlformats.org/markup-compatibility/2006" xmlns:o="urn:schemas-microsoft-com:office:office" xmlns:r="http://schemas.openxmlformats.org/officeDocument/2006/relationships" xmlns:m="http://schemas.openxmlformats.org/officeDocument/2006/math" xmlns:v="urn:schemas-microsoft-com:vml" xmlns:wp14="http://schemas.microsoft.com/office/word/2010/wordprocessingDrawing" xmlns:wp="http://schemas.openxmlformats.org/drawingml/2006/wordprocessingDrawing" xmlns:w10="urn:schemas-microsoft-com:office:word" xmlns:w="http://schemas.openxmlformats.org/wordprocessingml/2006/main" xmlns:w14="http://schemas.microsoft.com/office/word/2010/wordml" xmlns:w15="http://schemas.microsoft.com/office/word/2012/wordml" xmlns:wpg="http://schemas.microsoft.com/office/word/2010/wordprocessingGroup" xmlns:wpi="http://schemas.microsoft.com/office/word/2010/wordprocessingInk" xmlns:wne="http://schemas.microsoft.com/office/word/2006/wordml" xmlns:wps="http://schemas.microsoft.com/office/word/2010/wordprocessingShape" mc:Ignorable="w14 w15 wp14">
+<w:document xmlns:wpc="http://schemas.microsoft.com/office/word/2010/wordprocessingCanvas" xmlns:cx="http://schemas.microsoft.com/office/drawing/2014/chartex" xmlns:cx1="http://schemas.microsoft.com/office/drawing/2015/9/8/chartex" xmlns:cx2="http://schemas.microsoft.com/office/drawing/2015/10/21/chartex" xmlns:cx3="http://schemas.microsoft.com/office/drawing/2016/5/9/chartex" xmlns:cx4="http://schemas.microsoft.com/office/drawing/2016/5/10/chartex" xmlns:cx5="http://schemas.microsoft.com/office/drawing/2016/5/11/chartex" xmlns:cx6="http://schemas.microsoft.com/office/drawing/2016/5/12/chartex" xmlns:cx7="http://schemas.microsoft.com/office/drawing/2016/5/13/chartex" xmlns:cx8="http://schemas.microsoft.com/office/drawing/2016/5/14/chartex" xmlns:mc="http://schemas.openxmlformats.org/markup-compatibility/2006" xmlns:aink="http://schemas.microsoft.com/office/drawing/2016/ink" xmlns:am3d="http://schemas.microsoft.com/office/drawing/2017/model3d" xmlns:o="urn:schemas-microsoft-com:office:office" xmlns:oel="http://schemas.microsoft.com/office/2019/extlst" xmlns:r="http://schemas.openxmlformats.org/officeDocument/2006/relationships" xmlns:m="http://schemas.openxmlformats.org/officeDocument/2006/math" xmlns:v="urn:schemas-microsoft-com:vml" xmlns:wp14="http://schemas.microsoft.com/office/word/2010/wordprocessingDrawing" xmlns:wp="http://schemas.openxmlformats.org/drawingml/2006/wordprocessingDrawing" xmlns:w10="urn:schemas-microsoft-com:office:word" xmlns:w="http://schemas.openxmlformats.org/wordprocessingml/2006/main" xmlns:w14="http://schemas.microsoft.com/office/word/2010/wordml" xmlns:w15="http://schemas.microsoft.com/office/word/2012/wordml" xmlns:w16cex="http://schemas.microsoft.com/office/word/2018/wordml/cex" xmlns:w16cid="http://schemas.microsoft.com/office/word/2016/wordml/cid" xmlns:w16="http://schemas.microsoft.com/office/word/2018/wordml" xmlns:w16du="http://schemas.microsoft.com/office/word/2023/wordml/word16du" xmlns:w16sdtdh="http://schemas.microsoft.com/office/word/2020/wordml/sdtdatahash" xmlns:w16sdtfl="http://schemas.microsoft.com/office/word/2024/wordml/sdtformatlock" xmlns:w16se="http://schemas.microsoft.com/office/word/2015/wordml/symex" xmlns:wpg="http://schemas.microsoft.com/office/word/2010/wordprocessingGroup" xmlns:wpi="http://schemas.microsoft.com/office/word/2010/wordprocessingInk" xmlns:wne="http://schemas.microsoft.com/office/word/2006/wordml" xmlns:wps="http://schemas.microsoft.com/office/word/2010/wordprocessingShape" mc:Ignorable="w14 w15 w16se w16cid w16 w16cex w16sdtdh w16sdtfl w16du wp14">
   <w:body>
     <w:p>
       <w:pPr>
@@ -51,10 +51,30 @@
         <w:jc w:val="center"/>
       </w:pPr>
       <w:r>
-        <w:t>Version 1.0, (27/09/2024</w:t>
-      </w:r>
-      <w:r>
-        <w:t xml:space="preserve">)  -- </w:t>
+        <w:t>Version 1.</w:t>
+      </w:r>
+      <w:r>
+        <w:t>1</w:t>
+      </w:r>
+      <w:r>
+        <w:t>, (</w:t>
+      </w:r>
+      <w:r>
+        <w:t>02/02</w:t>
+      </w:r>
+      <w:r>
+        <w:t>/202</w:t>
+      </w:r>
+      <w:r>
+        <w:t>6</w:t>
+      </w:r>
+      <w:proofErr w:type="gramStart"/>
+      <w:r>
+        <w:t>)  --</w:t>
+      </w:r>
+      <w:proofErr w:type="gramEnd"/>
+      <w:r>
+        <w:t xml:space="preserve"> </w:t>
       </w:r>
       <w:r>
         <w:t>Raphael Le Bouc, MBB Team</w:t>
@@ -89,7 +109,13 @@
         </w:numPr>
       </w:pPr>
       <w:r>
-        <w:t>Extraire le fichier zip ‘MotiscanV2024-neuroprems’ dans un dossier</w:t>
+        <w:t>Extraire le fichier zip ‘MotiscanV202</w:t>
+      </w:r>
+      <w:r>
+        <w:t>6</w:t>
+      </w:r>
+      <w:r>
+        <w:t>-neuroprems’ dans un dossier</w:t>
       </w:r>
     </w:p>
     <w:p>
@@ -153,13 +179,36 @@
         </w:numPr>
       </w:pPr>
       <w:r>
-        <w:t xml:space="preserve">Se placer dans le dossier  </w:t>
+        <w:t xml:space="preserve">Se placer dans le </w:t>
+      </w:r>
+      <w:proofErr w:type="gramStart"/>
+      <w:r>
+        <w:t xml:space="preserve">dossier  </w:t>
       </w:r>
       <w:r>
         <w:rPr>
           <w:color w:val="0070C0"/>
         </w:rPr>
-        <w:t>…\MotiscanV2024-neuroprems\</w:t>
+        <w:t>…</w:t>
+      </w:r>
+      <w:proofErr w:type="gramEnd"/>
+      <w:r>
+        <w:rPr>
+          <w:color w:val="0070C0"/>
+        </w:rPr>
+        <w:t>\MotiscanV202</w:t>
+      </w:r>
+      <w:r>
+        <w:rPr>
+          <w:color w:val="0070C0"/>
+        </w:rPr>
+        <w:t>6</w:t>
+      </w:r>
+      <w:r>
+        <w:rPr>
+          <w:color w:val="0070C0"/>
+        </w:rPr>
+        <w:t>-neuroprems\</w:t>
       </w:r>
       <w:proofErr w:type="spellStart"/>
       <w:r>
@@ -209,11 +258,16 @@
         <w:t> </w:t>
       </w:r>
       <w:r>
-        <w:t>avec le clavier</w:t>
+        <w:t xml:space="preserve">avec le </w:t>
+      </w:r>
+      <w:proofErr w:type="gramStart"/>
+      <w:r>
+        <w:t>clavier</w:t>
       </w:r>
       <w:r>
         <w:t>:</w:t>
       </w:r>
+      <w:proofErr w:type="gramEnd"/>
     </w:p>
     <w:p>
       <w:pPr>
@@ -229,21 +283,42 @@
         </w:numPr>
       </w:pPr>
       <w:r>
-        <w:t>Lang(u</w:t>
-      </w:r>
+        <w:t>Lang(u)</w:t>
+      </w:r>
+      <w:proofErr w:type="spellStart"/>
       <w:proofErr w:type="gramStart"/>
       <w:r>
-        <w:t>)</w:t>
-      </w:r>
-      <w:proofErr w:type="spellStart"/>
-      <w:r>
         <w:t>age</w:t>
       </w:r>
       <w:proofErr w:type="spellEnd"/>
+      <w:r>
+        <w:t>?</w:t>
+      </w:r>
       <w:proofErr w:type="gramEnd"/>
       <w:r>
-        <w:t>? (FR: 0/EN: 1):</w:t>
-      </w:r>
+        <w:t xml:space="preserve"> (</w:t>
+      </w:r>
+      <w:proofErr w:type="gramStart"/>
+      <w:r>
+        <w:t>FR:</w:t>
+      </w:r>
+      <w:proofErr w:type="gramEnd"/>
+      <w:r>
+        <w:t xml:space="preserve"> 0/</w:t>
+      </w:r>
+      <w:proofErr w:type="gramStart"/>
+      <w:r>
+        <w:t>EN:</w:t>
+      </w:r>
+      <w:proofErr w:type="gramEnd"/>
+      <w:r>
+        <w:t xml:space="preserve"> 1</w:t>
+      </w:r>
+      <w:proofErr w:type="gramStart"/>
+      <w:r>
+        <w:t>):</w:t>
+      </w:r>
+      <w:proofErr w:type="gramEnd"/>
       <w:r>
         <w:t xml:space="preserve">  </w:t>
       </w:r>
@@ -392,7 +467,15 @@
         </w:numPr>
       </w:pPr>
       <w:r>
-        <w:t xml:space="preserve">Code ID sujet: </w:t>
+        <w:t xml:space="preserve">Code ID </w:t>
+      </w:r>
+      <w:proofErr w:type="gramStart"/>
+      <w:r>
+        <w:t>sujet:</w:t>
+      </w:r>
+      <w:proofErr w:type="gramEnd"/>
+      <w:r>
+        <w:t xml:space="preserve"> </w:t>
       </w:r>
       <w:r>
         <w:sym w:font="Wingdings" w:char="F0E0"/>
@@ -534,8 +617,21 @@
       </w:r>
       <w:proofErr w:type="spellEnd"/>
       <w:r>
-        <w:t xml:space="preserve"> ? (oui : 1 / non : 0):</w:t>
-      </w:r>
+        <w:t xml:space="preserve"> ? (</w:t>
+      </w:r>
+      <w:proofErr w:type="gramStart"/>
+      <w:r>
+        <w:t>oui</w:t>
+      </w:r>
+      <w:proofErr w:type="gramEnd"/>
+      <w:r>
+        <w:t xml:space="preserve"> : 1 / non : 0</w:t>
+      </w:r>
+      <w:proofErr w:type="gramStart"/>
+      <w:r>
+        <w:t>):</w:t>
+      </w:r>
+      <w:proofErr w:type="gramEnd"/>
       <w:r>
         <w:t xml:space="preserve"> </w:t>
       </w:r>
@@ -588,7 +684,15 @@
         <w:t>é</w:t>
       </w:r>
       <w:r>
-        <w:t xml:space="preserve"> ? (chiffre, oui : 1/ non : 0) :</w:t>
+        <w:t xml:space="preserve"> ? (</w:t>
+      </w:r>
+      <w:proofErr w:type="gramStart"/>
+      <w:r>
+        <w:t>chiffre</w:t>
+      </w:r>
+      <w:proofErr w:type="gramEnd"/>
+      <w:r>
+        <w:t>, oui : 1/ non : 0) :</w:t>
       </w:r>
       <w:r>
         <w:t xml:space="preserve"> </w:t>
@@ -632,15 +736,7 @@
       </w:r>
       <w:proofErr w:type="spellEnd"/>
       <w:r>
-        <w:t>' (non : 0/oui : 1/</w:t>
-      </w:r>
-      <w:proofErr w:type="spellStart"/>
-      <w:r>
-        <w:t>esc</w:t>
-      </w:r>
-      <w:proofErr w:type="spellEnd"/>
-      <w:r>
-        <w:t xml:space="preserve"> : 2) :</w:t>
+        <w:t>' (non : 0/oui : 1/esc : 2) :</w:t>
       </w:r>
       <w:r>
         <w:t xml:space="preserve"> </w:t>
@@ -652,15 +748,7 @@
         <w:ind w:left="1440"/>
       </w:pPr>
       <w:r>
-        <w:t>Commencer 'taskRatingR2' (non : 0/oui : 1/</w:t>
-      </w:r>
-      <w:proofErr w:type="spellStart"/>
-      <w:r>
-        <w:t>esc</w:t>
-      </w:r>
-      <w:proofErr w:type="spellEnd"/>
-      <w:r>
-        <w:t xml:space="preserve"> : 2) :</w:t>
+        <w:t>Commencer 'taskRatingR2' (non : 0/oui : 1/esc : 2) :</w:t>
       </w:r>
     </w:p>
     <w:p>
@@ -669,15 +757,7 @@
         <w:ind w:left="1440"/>
       </w:pPr>
       <w:r>
-        <w:t>Commencer 'taskRatingE2' (non : 0/oui : 1/</w:t>
-      </w:r>
-      <w:proofErr w:type="spellStart"/>
-      <w:r>
-        <w:t>esc</w:t>
-      </w:r>
-      <w:proofErr w:type="spellEnd"/>
-      <w:r>
-        <w:t xml:space="preserve"> : 2) :</w:t>
+        <w:t>Commencer 'taskRatingE2' (non : 0/oui : 1/esc : 2) :</w:t>
       </w:r>
     </w:p>
     <w:p>
@@ -686,15 +766,7 @@
         <w:ind w:left="1440"/>
       </w:pPr>
       <w:r>
-        <w:t>Commencer 'taskWeightR2E2' (non : 0/oui : 1/</w:t>
-      </w:r>
-      <w:proofErr w:type="spellStart"/>
-      <w:r>
-        <w:t>esc</w:t>
-      </w:r>
-      <w:proofErr w:type="spellEnd"/>
-      <w:r>
-        <w:t xml:space="preserve"> : 2) :</w:t>
+        <w:t>Commencer 'taskWeightR2E2' (non : 0/oui : 1/esc : 2) :</w:t>
       </w:r>
     </w:p>
     <w:p>
@@ -703,15 +775,7 @@
         <w:ind w:left="1440"/>
       </w:pPr>
       <w:r>
-        <w:t>Commencer 'taskChoiceDelayR2' (non : 0/oui : 1/</w:t>
-      </w:r>
-      <w:proofErr w:type="spellStart"/>
-      <w:r>
-        <w:t>esc</w:t>
-      </w:r>
-      <w:proofErr w:type="spellEnd"/>
-      <w:r>
-        <w:t xml:space="preserve"> : 2) :</w:t>
+        <w:t>Commencer 'taskChoiceDelayR2' (non : 0/oui : 1/esc : 2) :</w:t>
       </w:r>
     </w:p>
     <w:p>
@@ -720,15 +784,7 @@
         <w:ind w:left="1440"/>
       </w:pPr>
       <w:r>
-        <w:t>Commencer 'taskChoice4DNR2AS' (non : 0/oui : 1/</w:t>
-      </w:r>
-      <w:proofErr w:type="spellStart"/>
-      <w:r>
-        <w:t>esc</w:t>
-      </w:r>
-      <w:proofErr w:type="spellEnd"/>
-      <w:r>
-        <w:t xml:space="preserve"> : 2) :</w:t>
+        <w:t>Commencer 'taskChoice4DNR2AS' (non : 0/oui : 1/esc : 2) :</w:t>
       </w:r>
     </w:p>
     <w:p>
@@ -789,15 +845,61 @@
       <w:r>
         <w:t xml:space="preserve">Pour les participants qui en éprouvent le besoin, l’expérimentateur peut lire les stimuli à chaque essai. </w:t>
       </w:r>
-      <w:bookmarkStart w:id="0" w:name="_GoBack"/>
-      <w:bookmarkEnd w:id="0"/>
-    </w:p>
-    <w:p>
-      <w:r>
-        <w:rPr>
-          <w:b/>
-        </w:rPr>
-        <w:t>Donnés</w:t>
+    </w:p>
+    <w:p>
+      <w:pPr>
+        <w:pStyle w:val="Paragraphedeliste"/>
+        <w:numPr>
+          <w:ilvl w:val="0"/>
+          <w:numId w:val="1"/>
+        </w:numPr>
+        <w:jc w:val="both"/>
+        <w:rPr>
+          <w:rFonts w:ascii="Calibri" w:hAnsi="Calibri" w:cs="Calibri"/>
+        </w:rPr>
+      </w:pPr>
+      <w:r>
+        <w:rPr>
+          <w:rFonts w:ascii="Calibri" w:hAnsi="Calibri" w:cs="Calibri"/>
+        </w:rPr>
+        <w:t xml:space="preserve">Les essais durant l’entrainement de chaque tâche ne sont pas utilisés lors de l’analyse. Ils sont là pour s’assurer que le participant a bien compris la tâche ainsi que la manière dont il faut </w:t>
+      </w:r>
+      <w:r>
+        <w:rPr>
+          <w:rFonts w:ascii="Calibri" w:hAnsi="Calibri" w:cs="Calibri"/>
+        </w:rPr>
+        <w:lastRenderedPageBreak/>
+        <w:t>répondre (ex. où il faut appuyer). Ne pas hésiter durant ces essais à « reconfirmer » les choix du participant juste après qu’il a répondu pour vérifier : « donc la mousse au chocolat, ça vous plait beaucoup ? » (Tâche rating récompense), « donc ça (comportement x) vous pourriez le faire dans cette situation ? » (Tâche 4D)</w:t>
+      </w:r>
+    </w:p>
+    <w:p>
+      <w:pPr>
+        <w:pStyle w:val="Paragraphedeliste"/>
+      </w:pPr>
+    </w:p>
+    <w:p>
+      <w:pPr>
+        <w:rPr>
+          <w:color w:val="0070C0"/>
+        </w:rPr>
+      </w:pPr>
+      <w:r>
+        <w:rPr>
+          <w:b/>
+        </w:rPr>
+        <w:t>Donné</w:t>
+      </w:r>
+      <w:r>
+        <w:rPr>
+          <w:b/>
+        </w:rPr>
+        <w:t>e</w:t>
+      </w:r>
+      <w:r>
+        <w:rPr>
+          <w:b/>
+        </w:rPr>
+        <w:t>s</w:t>
       </w:r>
       <w:r>
         <w:t xml:space="preserve"> : les données sont sauvegardées dans le dossier </w:t>
@@ -806,7 +908,731 @@
         <w:rPr>
           <w:color w:val="0070C0"/>
         </w:rPr>
-        <w:t>…\MotiscanV2024-neuroprems\data</w:t>
+        <w:t>…\MotiscanV202</w:t>
+      </w:r>
+      <w:r>
+        <w:rPr>
+          <w:color w:val="0070C0"/>
+        </w:rPr>
+        <w:t>6</w:t>
+      </w:r>
+      <w:r>
+        <w:rPr>
+          <w:color w:val="0070C0"/>
+        </w:rPr>
+        <w:t>-neuroprems\data</w:t>
+      </w:r>
+    </w:p>
+    <w:p>
+      <w:pPr>
+        <w:rPr>
+          <w:color w:val="0070C0"/>
+        </w:rPr>
+      </w:pPr>
+    </w:p>
+    <w:p>
+      <w:pPr>
+        <w:jc w:val="both"/>
+        <w:rPr>
+          <w:rFonts w:ascii="Calibri" w:hAnsi="Calibri" w:cs="Calibri"/>
+          <w:b/>
+          <w:bCs/>
+        </w:rPr>
+      </w:pPr>
+      <w:r>
+        <w:rPr>
+          <w:rFonts w:ascii="Calibri" w:hAnsi="Calibri" w:cs="Calibri"/>
+          <w:b/>
+          <w:bCs/>
+        </w:rPr>
+        <w:t>Détails des tâches</w:t>
+      </w:r>
+    </w:p>
+    <w:p>
+      <w:pPr>
+        <w:jc w:val="both"/>
+        <w:rPr>
+          <w:rFonts w:ascii="Calibri" w:hAnsi="Calibri" w:cs="Calibri"/>
+        </w:rPr>
+      </w:pPr>
+      <w:r>
+        <w:rPr>
+          <w:rFonts w:ascii="Calibri" w:hAnsi="Calibri" w:cs="Calibri"/>
+        </w:rPr>
+        <w:t>-</w:t>
+      </w:r>
+      <w:proofErr w:type="spellStart"/>
+      <w:r>
+        <w:rPr>
+          <w:rFonts w:ascii="Calibri" w:hAnsi="Calibri" w:cs="Calibri"/>
+          <w:u w:val="single"/>
+        </w:rPr>
+        <w:t>TrainingResp</w:t>
+      </w:r>
+      <w:proofErr w:type="spellEnd"/>
+      <w:r>
+        <w:rPr>
+          <w:rFonts w:ascii="Calibri" w:hAnsi="Calibri" w:cs="Calibri"/>
+          <w:u w:val="single"/>
+        </w:rPr>
+        <w:t> :</w:t>
+      </w:r>
+    </w:p>
+    <w:p>
+      <w:pPr>
+        <w:jc w:val="both"/>
+        <w:rPr>
+          <w:rFonts w:ascii="Calibri" w:hAnsi="Calibri" w:cs="Calibri"/>
+        </w:rPr>
+      </w:pPr>
+      <w:r>
+        <w:rPr>
+          <w:rFonts w:ascii="Calibri" w:hAnsi="Calibri" w:cs="Calibri"/>
+        </w:rPr>
+        <w:t>Première tâche pour familiariser le participant avec l’utilisation de la tablette.</w:t>
+      </w:r>
+    </w:p>
+    <w:p>
+      <w:pPr>
+        <w:jc w:val="both"/>
+        <w:rPr>
+          <w:rFonts w:ascii="Calibri" w:hAnsi="Calibri" w:cs="Calibri"/>
+        </w:rPr>
+      </w:pPr>
+    </w:p>
+    <w:p>
+      <w:pPr>
+        <w:jc w:val="both"/>
+        <w:rPr>
+          <w:rFonts w:ascii="Calibri" w:hAnsi="Calibri" w:cs="Calibri"/>
+          <w:u w:val="single"/>
+        </w:rPr>
+      </w:pPr>
+      <w:r>
+        <w:rPr>
+          <w:rFonts w:ascii="Calibri" w:hAnsi="Calibri" w:cs="Calibri"/>
+          <w:u w:val="single"/>
+        </w:rPr>
+        <w:t>-</w:t>
+      </w:r>
+      <w:proofErr w:type="spellStart"/>
+      <w:r>
+        <w:rPr>
+          <w:rFonts w:ascii="Calibri" w:hAnsi="Calibri" w:cs="Calibri"/>
+          <w:u w:val="single"/>
+        </w:rPr>
+        <w:t>Task</w:t>
+      </w:r>
+      <w:proofErr w:type="spellEnd"/>
+      <w:r>
+        <w:rPr>
+          <w:rFonts w:ascii="Calibri" w:hAnsi="Calibri" w:cs="Calibri"/>
+          <w:u w:val="single"/>
+        </w:rPr>
+        <w:t xml:space="preserve"> </w:t>
+      </w:r>
+      <w:r>
+        <w:rPr>
+          <w:rFonts w:ascii="Calibri" w:hAnsi="Calibri" w:cs="Calibri"/>
+          <w:u w:val="single"/>
+        </w:rPr>
+        <w:t>Rating R</w:t>
+      </w:r>
+      <w:r>
+        <w:rPr>
+          <w:rFonts w:ascii="Calibri" w:hAnsi="Calibri" w:cs="Calibri"/>
+          <w:u w:val="single"/>
+        </w:rPr>
+        <w:t>2</w:t>
+      </w:r>
+      <w:r>
+        <w:rPr>
+          <w:rFonts w:ascii="Calibri" w:hAnsi="Calibri" w:cs="Calibri"/>
+          <w:u w:val="single"/>
+        </w:rPr>
+        <w:t xml:space="preserve"> (récompense)</w:t>
+      </w:r>
+    </w:p>
+    <w:p>
+      <w:pPr>
+        <w:jc w:val="both"/>
+        <w:rPr>
+          <w:rFonts w:ascii="Calibri" w:hAnsi="Calibri" w:cs="Calibri"/>
+          <w:u w:val="single"/>
+        </w:rPr>
+      </w:pPr>
+      <w:r>
+        <w:rPr>
+          <w:rFonts w:ascii="Calibri" w:hAnsi="Calibri" w:cs="Calibri"/>
+          <w:u w:val="single"/>
+        </w:rPr>
+        <w:t>-</w:t>
+      </w:r>
+      <w:proofErr w:type="spellStart"/>
+      <w:r>
+        <w:rPr>
+          <w:rFonts w:ascii="Calibri" w:hAnsi="Calibri" w:cs="Calibri"/>
+          <w:u w:val="single"/>
+        </w:rPr>
+        <w:t>Task</w:t>
+      </w:r>
+      <w:proofErr w:type="spellEnd"/>
+      <w:r>
+        <w:rPr>
+          <w:rFonts w:ascii="Calibri" w:hAnsi="Calibri" w:cs="Calibri"/>
+          <w:u w:val="single"/>
+        </w:rPr>
+        <w:t xml:space="preserve"> </w:t>
+      </w:r>
+      <w:r>
+        <w:rPr>
+          <w:rFonts w:ascii="Calibri" w:hAnsi="Calibri" w:cs="Calibri"/>
+          <w:u w:val="single"/>
+        </w:rPr>
+        <w:t xml:space="preserve">Rating </w:t>
+      </w:r>
+      <w:r>
+        <w:rPr>
+          <w:rFonts w:ascii="Calibri" w:hAnsi="Calibri" w:cs="Calibri"/>
+          <w:u w:val="single"/>
+        </w:rPr>
+        <w:t>E</w:t>
+      </w:r>
+      <w:r>
+        <w:rPr>
+          <w:rFonts w:ascii="Calibri" w:hAnsi="Calibri" w:cs="Calibri"/>
+          <w:u w:val="single"/>
+        </w:rPr>
+        <w:t>2</w:t>
+      </w:r>
+      <w:r>
+        <w:rPr>
+          <w:rFonts w:ascii="Calibri" w:hAnsi="Calibri" w:cs="Calibri"/>
+          <w:u w:val="single"/>
+        </w:rPr>
+        <w:t xml:space="preserve"> </w:t>
+      </w:r>
+      <w:r>
+        <w:rPr>
+          <w:rFonts w:ascii="Calibri" w:hAnsi="Calibri" w:cs="Calibri"/>
+          <w:u w:val="single"/>
+        </w:rPr>
+        <w:t>(</w:t>
+      </w:r>
+      <w:r>
+        <w:rPr>
+          <w:rFonts w:ascii="Calibri" w:hAnsi="Calibri" w:cs="Calibri"/>
+          <w:u w:val="single"/>
+        </w:rPr>
+        <w:t>effort</w:t>
+      </w:r>
+      <w:r>
+        <w:rPr>
+          <w:rFonts w:ascii="Calibri" w:hAnsi="Calibri" w:cs="Calibri"/>
+          <w:u w:val="single"/>
+        </w:rPr>
+        <w:t xml:space="preserve">, </w:t>
+      </w:r>
+      <w:r>
+        <w:rPr>
+          <w:rFonts w:ascii="Calibri" w:hAnsi="Calibri" w:cs="Calibri"/>
+          <w:u w:val="single"/>
+        </w:rPr>
+        <w:t>mental ou physique</w:t>
+      </w:r>
+      <w:r>
+        <w:rPr>
+          <w:rFonts w:ascii="Calibri" w:hAnsi="Calibri" w:cs="Calibri"/>
+          <w:u w:val="single"/>
+        </w:rPr>
+        <w:t>)</w:t>
+      </w:r>
+    </w:p>
+    <w:p>
+      <w:pPr>
+        <w:jc w:val="both"/>
+        <w:rPr>
+          <w:rFonts w:ascii="Calibri" w:hAnsi="Calibri" w:cs="Calibri"/>
+        </w:rPr>
+      </w:pPr>
+      <w:r>
+        <w:rPr>
+          <w:rFonts w:ascii="Calibri" w:hAnsi="Calibri" w:cs="Calibri"/>
+        </w:rPr>
+        <w:t>Pour ces 2 tâches, les participants doivent indiquer leurs préférences</w:t>
+      </w:r>
+      <w:r>
+        <w:rPr>
+          <w:rFonts w:ascii="Calibri" w:hAnsi="Calibri" w:cs="Calibri"/>
+        </w:rPr>
+        <w:t xml:space="preserve"> subjectives</w:t>
+      </w:r>
+      <w:r>
+        <w:rPr>
+          <w:rFonts w:ascii="Calibri" w:hAnsi="Calibri" w:cs="Calibri"/>
+        </w:rPr>
+        <w:t xml:space="preserve"> pour chaque item</w:t>
+      </w:r>
+      <w:r>
+        <w:rPr>
+          <w:rFonts w:ascii="Calibri" w:hAnsi="Calibri" w:cs="Calibri"/>
+        </w:rPr>
+        <w:t xml:space="preserve"> </w:t>
+      </w:r>
+      <w:r>
+        <w:rPr>
+          <w:rFonts w:ascii="Calibri" w:hAnsi="Calibri" w:cs="Calibri"/>
+        </w:rPr>
+        <w:t xml:space="preserve">présenté (récompense ou effort) </w:t>
+      </w:r>
+      <w:r>
+        <w:rPr>
+          <w:rFonts w:ascii="Calibri" w:hAnsi="Calibri" w:cs="Calibri"/>
+        </w:rPr>
+        <w:t>à l’aide d’</w:t>
+      </w:r>
+      <w:r>
+        <w:rPr>
+          <w:rFonts w:ascii="Calibri" w:hAnsi="Calibri" w:cs="Calibri"/>
+        </w:rPr>
+        <w:t xml:space="preserve">une échelle graduée. </w:t>
+      </w:r>
+      <w:r>
+        <w:rPr>
+          <w:rFonts w:ascii="Calibri" w:hAnsi="Calibri" w:cs="Calibri"/>
+        </w:rPr>
+        <w:t>Bien répéter l’orientation de l’échelle graduée pour</w:t>
+      </w:r>
+      <w:r>
+        <w:rPr>
+          <w:rFonts w:ascii="Calibri" w:hAnsi="Calibri" w:cs="Calibri"/>
+        </w:rPr>
+        <w:t xml:space="preserve"> ces 2 tâches de cotations.</w:t>
+      </w:r>
+    </w:p>
+    <w:p>
+      <w:pPr>
+        <w:jc w:val="both"/>
+        <w:rPr>
+          <w:rFonts w:ascii="Calibri" w:hAnsi="Calibri" w:cs="Calibri"/>
+        </w:rPr>
+      </w:pPr>
+    </w:p>
+    <w:p>
+      <w:pPr>
+        <w:jc w:val="both"/>
+        <w:rPr>
+          <w:lang w:val="en-US"/>
+        </w:rPr>
+      </w:pPr>
+      <w:r>
+        <w:rPr>
+          <w:rFonts w:ascii="Calibri" w:hAnsi="Calibri" w:cs="Calibri"/>
+          <w:lang w:val="en-US"/>
+        </w:rPr>
+        <w:t>-</w:t>
+      </w:r>
+      <w:r>
+        <w:rPr>
+          <w:rFonts w:ascii="Calibri" w:hAnsi="Calibri" w:cs="Calibri"/>
+          <w:u w:val="single"/>
+          <w:lang w:val="en-US"/>
+        </w:rPr>
+        <w:t xml:space="preserve">Task </w:t>
+      </w:r>
+      <w:r>
+        <w:rPr>
+          <w:u w:val="single"/>
+          <w:lang w:val="en-US"/>
+        </w:rPr>
+        <w:t>WeightR2E2</w:t>
+      </w:r>
+      <w:r>
+        <w:rPr>
+          <w:u w:val="single"/>
+          <w:lang w:val="en-US"/>
+        </w:rPr>
+        <w:t xml:space="preserve"> (« Willingness to work”)</w:t>
+      </w:r>
+    </w:p>
+    <w:p>
+      <w:pPr>
+        <w:jc w:val="both"/>
+        <w:rPr>
+          <w:rFonts w:ascii="Calibri" w:hAnsi="Calibri" w:cs="Calibri"/>
+        </w:rPr>
+      </w:pPr>
+      <w:r>
+        <w:rPr>
+          <w:rFonts w:ascii="Calibri" w:hAnsi="Calibri" w:cs="Calibri"/>
+        </w:rPr>
+        <w:t xml:space="preserve">Le participant doit dire si OUI ou NON il accepterait de faire </w:t>
+      </w:r>
+      <w:r>
+        <w:rPr>
+          <w:rFonts w:ascii="Calibri" w:hAnsi="Calibri" w:cs="Calibri"/>
+          <w:b/>
+          <w:bCs/>
+        </w:rPr>
+        <w:t>x</w:t>
+      </w:r>
+      <w:r>
+        <w:rPr>
+          <w:rFonts w:ascii="Calibri" w:hAnsi="Calibri" w:cs="Calibri"/>
+        </w:rPr>
+        <w:t xml:space="preserve"> </w:t>
+      </w:r>
+      <w:r>
+        <w:rPr>
+          <w:rFonts w:ascii="Calibri" w:hAnsi="Calibri" w:cs="Calibri"/>
+          <w:b/>
+          <w:bCs/>
+        </w:rPr>
+        <w:t>effort</w:t>
+      </w:r>
+      <w:r>
+        <w:rPr>
+          <w:rFonts w:ascii="Calibri" w:hAnsi="Calibri" w:cs="Calibri"/>
+        </w:rPr>
+        <w:t xml:space="preserve"> pour obtenir </w:t>
+      </w:r>
+      <w:r>
+        <w:rPr>
+          <w:rFonts w:ascii="Calibri" w:hAnsi="Calibri" w:cs="Calibri"/>
+          <w:b/>
+          <w:bCs/>
+        </w:rPr>
+        <w:t>y</w:t>
+      </w:r>
+      <w:r>
+        <w:rPr>
+          <w:rFonts w:ascii="Calibri" w:hAnsi="Calibri" w:cs="Calibri"/>
+        </w:rPr>
+        <w:t xml:space="preserve"> </w:t>
+      </w:r>
+      <w:r>
+        <w:rPr>
+          <w:rFonts w:ascii="Calibri" w:hAnsi="Calibri" w:cs="Calibri"/>
+          <w:b/>
+          <w:bCs/>
+        </w:rPr>
+        <w:t xml:space="preserve">récompense </w:t>
+      </w:r>
+      <w:r>
+        <w:rPr>
+          <w:rFonts w:ascii="Calibri" w:hAnsi="Calibri" w:cs="Calibri"/>
+        </w:rPr>
+        <w:t>(s’il accepte l</w:t>
+      </w:r>
+      <w:proofErr w:type="gramStart"/>
+      <w:r>
+        <w:rPr>
+          <w:rFonts w:ascii="Calibri" w:hAnsi="Calibri" w:cs="Calibri"/>
+        </w:rPr>
+        <w:t>’«</w:t>
+      </w:r>
+      <w:proofErr w:type="gramEnd"/>
+      <w:r>
+        <w:rPr>
+          <w:rFonts w:ascii="Calibri" w:hAnsi="Calibri" w:cs="Calibri"/>
+        </w:rPr>
+        <w:t> offre » proposée).</w:t>
+      </w:r>
+    </w:p>
+    <w:p>
+      <w:pPr>
+        <w:jc w:val="both"/>
+        <w:rPr>
+          <w:rFonts w:ascii="Calibri" w:hAnsi="Calibri" w:cs="Calibri"/>
+        </w:rPr>
+      </w:pPr>
+    </w:p>
+    <w:p>
+      <w:pPr>
+        <w:jc w:val="both"/>
+        <w:rPr>
+          <w:rFonts w:ascii="Calibri" w:hAnsi="Calibri" w:cs="Calibri"/>
+          <w:u w:val="single"/>
+        </w:rPr>
+      </w:pPr>
+      <w:r>
+        <w:rPr>
+          <w:rFonts w:ascii="Calibri" w:hAnsi="Calibri" w:cs="Calibri"/>
+        </w:rPr>
+        <w:t>-</w:t>
+      </w:r>
+      <w:proofErr w:type="spellStart"/>
+      <w:r>
+        <w:rPr>
+          <w:rFonts w:ascii="Calibri" w:hAnsi="Calibri" w:cs="Calibri"/>
+          <w:u w:val="single"/>
+        </w:rPr>
+        <w:t>Task</w:t>
+      </w:r>
+      <w:proofErr w:type="spellEnd"/>
+      <w:r>
+        <w:rPr>
+          <w:rFonts w:ascii="Calibri" w:hAnsi="Calibri" w:cs="Calibri"/>
+          <w:u w:val="single"/>
+        </w:rPr>
+        <w:t xml:space="preserve"> </w:t>
+      </w:r>
+      <w:r>
+        <w:rPr>
+          <w:u w:val="single"/>
+        </w:rPr>
+        <w:t>ChoiceDelayR2</w:t>
+      </w:r>
+      <w:r>
+        <w:rPr>
+          <w:u w:val="single"/>
+        </w:rPr>
+        <w:t>, tâche de choix avec délai</w:t>
+      </w:r>
+    </w:p>
+    <w:p>
+      <w:pPr>
+        <w:jc w:val="both"/>
+        <w:rPr>
+          <w:rFonts w:ascii="Calibri" w:hAnsi="Calibri" w:cs="Calibri"/>
+        </w:rPr>
+      </w:pPr>
+      <w:r>
+        <w:rPr>
+          <w:rFonts w:ascii="Calibri" w:hAnsi="Calibri" w:cs="Calibri"/>
+        </w:rPr>
+        <w:t>Le participant doit choisir entre deux récompenses, une qui serait immédiate et l’autre dans un futur plus ou moins proche.</w:t>
+      </w:r>
+    </w:p>
+    <w:p>
+      <w:pPr>
+        <w:jc w:val="both"/>
+        <w:rPr>
+          <w:rFonts w:ascii="Calibri" w:hAnsi="Calibri" w:cs="Calibri"/>
+        </w:rPr>
+      </w:pPr>
+    </w:p>
+    <w:p>
+      <w:pPr>
+        <w:jc w:val="both"/>
+        <w:rPr>
+          <w:rFonts w:ascii="Calibri" w:hAnsi="Calibri" w:cs="Calibri"/>
+        </w:rPr>
+      </w:pPr>
+      <w:r>
+        <w:rPr>
+          <w:rFonts w:ascii="Calibri" w:hAnsi="Calibri" w:cs="Calibri"/>
+        </w:rPr>
+        <w:t>-</w:t>
+      </w:r>
+      <w:proofErr w:type="spellStart"/>
+      <w:r>
+        <w:rPr>
+          <w:u w:val="single"/>
+        </w:rPr>
+        <w:t>T</w:t>
+      </w:r>
+      <w:r>
+        <w:rPr>
+          <w:u w:val="single"/>
+        </w:rPr>
+        <w:t>ask</w:t>
+      </w:r>
+      <w:proofErr w:type="spellEnd"/>
+      <w:r>
+        <w:rPr>
+          <w:u w:val="single"/>
+        </w:rPr>
+        <w:t xml:space="preserve"> </w:t>
+      </w:r>
+      <w:r>
+        <w:rPr>
+          <w:u w:val="single"/>
+        </w:rPr>
+        <w:t>Choice4DNR2AS</w:t>
+      </w:r>
+      <w:r>
+        <w:rPr>
+          <w:u w:val="single"/>
+        </w:rPr>
+        <w:t>, tâche de vi</w:t>
+      </w:r>
+      <w:r>
+        <w:rPr>
+          <w:u w:val="single"/>
+        </w:rPr>
+        <w:t>olation de normes sociales</w:t>
+      </w:r>
+    </w:p>
+    <w:p>
+      <w:pPr>
+        <w:jc w:val="both"/>
+        <w:rPr>
+          <w:rFonts w:ascii="Calibri" w:hAnsi="Calibri" w:cs="Calibri"/>
+        </w:rPr>
+      </w:pPr>
+      <w:r>
+        <w:rPr>
+          <w:rFonts w:ascii="Calibri" w:hAnsi="Calibri" w:cs="Calibri"/>
+        </w:rPr>
+        <w:t xml:space="preserve">Le participant doit dire si OUI ou NON il pourrait lui arriver de faire tel </w:t>
+      </w:r>
+      <w:r>
+        <w:rPr>
+          <w:rFonts w:ascii="Calibri" w:hAnsi="Calibri" w:cs="Calibri"/>
+          <w:b/>
+          <w:bCs/>
+        </w:rPr>
+        <w:t>comportement</w:t>
+      </w:r>
+      <w:r>
+        <w:rPr>
+          <w:rFonts w:ascii="Calibri" w:hAnsi="Calibri" w:cs="Calibri"/>
+          <w:b/>
+          <w:bCs/>
+        </w:rPr>
+        <w:t xml:space="preserve"> </w:t>
+      </w:r>
+      <w:r>
+        <w:rPr>
+          <w:rFonts w:ascii="Calibri" w:hAnsi="Calibri" w:cs="Calibri"/>
+        </w:rPr>
+        <w:t xml:space="preserve">pour obtenir telle </w:t>
+      </w:r>
+      <w:r>
+        <w:rPr>
+          <w:rFonts w:ascii="Calibri" w:hAnsi="Calibri" w:cs="Calibri"/>
+          <w:b/>
+          <w:bCs/>
+        </w:rPr>
+        <w:t>récompense</w:t>
+      </w:r>
+      <w:r>
+        <w:rPr>
+          <w:rFonts w:ascii="Calibri" w:hAnsi="Calibri" w:cs="Calibri"/>
+        </w:rPr>
+        <w:t xml:space="preserve"> en prenant en compte la présence (ou non) d’une </w:t>
+      </w:r>
+      <w:r>
+        <w:rPr>
+          <w:rFonts w:ascii="Calibri" w:hAnsi="Calibri" w:cs="Calibri"/>
+          <w:b/>
+          <w:bCs/>
+        </w:rPr>
+        <w:t>audience</w:t>
+      </w:r>
+      <w:r>
+        <w:rPr>
+          <w:rFonts w:ascii="Calibri" w:hAnsi="Calibri" w:cs="Calibri"/>
+        </w:rPr>
+        <w:t xml:space="preserve"> et le risque (ou non) d’une </w:t>
+      </w:r>
+      <w:r>
+        <w:rPr>
+          <w:rFonts w:ascii="Calibri" w:hAnsi="Calibri" w:cs="Calibri"/>
+          <w:b/>
+          <w:bCs/>
+        </w:rPr>
+        <w:t>sanction</w:t>
+      </w:r>
+      <w:r>
+        <w:rPr>
+          <w:rFonts w:ascii="Calibri" w:hAnsi="Calibri" w:cs="Calibri"/>
+          <w:b/>
+          <w:bCs/>
+        </w:rPr>
+        <w:t xml:space="preserve"> </w:t>
+      </w:r>
+      <w:r>
+        <w:rPr>
+          <w:rFonts w:ascii="Calibri" w:hAnsi="Calibri" w:cs="Calibri"/>
+        </w:rPr>
+        <w:t xml:space="preserve">(ambiguë ou non).  </w:t>
+      </w:r>
+    </w:p>
+    <w:p>
+      <w:pPr>
+        <w:jc w:val="both"/>
+        <w:rPr>
+          <w:rFonts w:ascii="Calibri" w:hAnsi="Calibri" w:cs="Calibri"/>
+        </w:rPr>
+      </w:pPr>
+      <w:r>
+        <w:rPr>
+          <w:rFonts w:ascii="Calibri" w:hAnsi="Calibri" w:cs="Calibri"/>
+        </w:rPr>
+        <w:t>Il y a un délai de 3 secondes entre l’apparition des stimuli et du oui/non afin d’empêcher les réponses impulsives.</w:t>
+      </w:r>
+    </w:p>
+    <w:p>
+      <w:pPr>
+        <w:jc w:val="both"/>
+        <w:rPr>
+          <w:rFonts w:ascii="Calibri" w:hAnsi="Calibri" w:cs="Calibri"/>
+        </w:rPr>
+      </w:pPr>
+      <w:r>
+        <w:rPr>
+          <w:rFonts w:ascii="Calibri" w:hAnsi="Calibri" w:cs="Calibri"/>
+        </w:rPr>
+        <w:t>Cette tâche est la plus complexe et souvent la plus compliquée à comprendre pour les participants.</w:t>
+      </w:r>
+    </w:p>
+    <w:p>
+      <w:pPr>
+        <w:spacing w:line="278" w:lineRule="auto"/>
+        <w:jc w:val="both"/>
+        <w:rPr>
+          <w:rFonts w:ascii="Calibri" w:hAnsi="Calibri" w:cs="Calibri"/>
+        </w:rPr>
+      </w:pPr>
+      <w:r>
+        <w:rPr>
+          <w:rFonts w:ascii="Calibri" w:hAnsi="Calibri" w:cs="Calibri"/>
+        </w:rPr>
+        <w:t xml:space="preserve">Parfois, les participants pensent que l’on oppose les dimensions comportement et récompenses aux dimensions audience et sanction. Il faut bien rappeler qu’il faut prendre les </w:t>
+      </w:r>
+      <w:r>
+        <w:rPr>
+          <w:rFonts w:ascii="Calibri" w:hAnsi="Calibri" w:cs="Calibri"/>
+          <w:b/>
+          <w:bCs/>
+        </w:rPr>
+        <w:t>4 éléments en compte</w:t>
+      </w:r>
+      <w:r>
+        <w:rPr>
+          <w:rFonts w:ascii="Calibri" w:hAnsi="Calibri" w:cs="Calibri"/>
+        </w:rPr>
+        <w:t xml:space="preserve"> </w:t>
+      </w:r>
+      <w:r>
+        <w:rPr>
+          <w:rFonts w:ascii="Calibri" w:hAnsi="Calibri" w:cs="Calibri"/>
+          <w:b/>
+          <w:bCs/>
+        </w:rPr>
+        <w:t>ensemble</w:t>
+      </w:r>
+      <w:r>
+        <w:rPr>
+          <w:rFonts w:ascii="Calibri" w:hAnsi="Calibri" w:cs="Calibri"/>
+        </w:rPr>
+        <w:t xml:space="preserve"> avant de faire son choix (faire tel comportement pour telle récompense </w:t>
+      </w:r>
+      <w:r>
+        <w:rPr>
+          <w:rFonts w:ascii="Calibri" w:hAnsi="Calibri" w:cs="Calibri"/>
+          <w:b/>
+          <w:bCs/>
+        </w:rPr>
+        <w:t>EN SACHANT QUE</w:t>
+      </w:r>
+      <w:r>
+        <w:rPr>
+          <w:rFonts w:ascii="Calibri" w:hAnsi="Calibri" w:cs="Calibri"/>
+        </w:rPr>
+        <w:t xml:space="preserve"> x vous regarde et que vous risquez y).</w:t>
       </w:r>
     </w:p>
     <w:sectPr>
@@ -820,7 +1646,7 @@
 </file>
 
 <file path=word/endnotes.xml><?xml version="1.0" encoding="utf-8"?>
-<w:endnotes xmlns:wpc="http://schemas.microsoft.com/office/word/2010/wordprocessingCanvas" xmlns:mc="http://schemas.openxmlformats.org/markup-compatibility/2006" xmlns:o="urn:schemas-microsoft-com:office:office" xmlns:r="http://schemas.openxmlformats.org/officeDocument/2006/relationships" xmlns:m="http://schemas.openxmlformats.org/officeDocument/2006/math" xmlns:v="urn:schemas-microsoft-com:vml" xmlns:wp14="http://schemas.microsoft.com/office/word/2010/wordprocessingDrawing" xmlns:wp="http://schemas.openxmlformats.org/drawingml/2006/wordprocessingDrawing" xmlns:w10="urn:schemas-microsoft-com:office:word" xmlns:w="http://schemas.openxmlformats.org/wordprocessingml/2006/main" xmlns:w14="http://schemas.microsoft.com/office/word/2010/wordml" xmlns:w15="http://schemas.microsoft.com/office/word/2012/wordml" xmlns:wpg="http://schemas.microsoft.com/office/word/2010/wordprocessingGroup" xmlns:wpi="http://schemas.microsoft.com/office/word/2010/wordprocessingInk" xmlns:wne="http://schemas.microsoft.com/office/word/2006/wordml" xmlns:wps="http://schemas.microsoft.com/office/word/2010/wordprocessingShape" mc:Ignorable="w14 w15 wp14">
+<w:endnotes xmlns:wpc="http://schemas.microsoft.com/office/word/2010/wordprocessingCanvas" xmlns:cx="http://schemas.microsoft.com/office/drawing/2014/chartex" xmlns:cx1="http://schemas.microsoft.com/office/drawing/2015/9/8/chartex" xmlns:cx2="http://schemas.microsoft.com/office/drawing/2015/10/21/chartex" xmlns:cx3="http://schemas.microsoft.com/office/drawing/2016/5/9/chartex" xmlns:cx4="http://schemas.microsoft.com/office/drawing/2016/5/10/chartex" xmlns:cx5="http://schemas.microsoft.com/office/drawing/2016/5/11/chartex" xmlns:cx6="http://schemas.microsoft.com/office/drawing/2016/5/12/chartex" xmlns:cx7="http://schemas.microsoft.com/office/drawing/2016/5/13/chartex" xmlns:cx8="http://schemas.microsoft.com/office/drawing/2016/5/14/chartex" xmlns:mc="http://schemas.openxmlformats.org/markup-compatibility/2006" xmlns:aink="http://schemas.microsoft.com/office/drawing/2016/ink" xmlns:am3d="http://schemas.microsoft.com/office/drawing/2017/model3d" xmlns:o="urn:schemas-microsoft-com:office:office" xmlns:oel="http://schemas.microsoft.com/office/2019/extlst" xmlns:r="http://schemas.openxmlformats.org/officeDocument/2006/relationships" xmlns:m="http://schemas.openxmlformats.org/officeDocument/2006/math" xmlns:v="urn:schemas-microsoft-com:vml" xmlns:wp14="http://schemas.microsoft.com/office/word/2010/wordprocessingDrawing" xmlns:wp="http://schemas.openxmlformats.org/drawingml/2006/wordprocessingDrawing" xmlns:w10="urn:schemas-microsoft-com:office:word" xmlns:w="http://schemas.openxmlformats.org/wordprocessingml/2006/main" xmlns:w14="http://schemas.microsoft.com/office/word/2010/wordml" xmlns:w15="http://schemas.microsoft.com/office/word/2012/wordml" xmlns:w16cex="http://schemas.microsoft.com/office/word/2018/wordml/cex" xmlns:w16cid="http://schemas.microsoft.com/office/word/2016/wordml/cid" xmlns:w16="http://schemas.microsoft.com/office/word/2018/wordml" xmlns:w16du="http://schemas.microsoft.com/office/word/2023/wordml/word16du" xmlns:w16sdtdh="http://schemas.microsoft.com/office/word/2020/wordml/sdtdatahash" xmlns:w16sdtfl="http://schemas.microsoft.com/office/word/2024/wordml/sdtformatlock" xmlns:w16se="http://schemas.microsoft.com/office/word/2015/wordml/symex" xmlns:wpg="http://schemas.microsoft.com/office/word/2010/wordprocessingGroup" xmlns:wpi="http://schemas.microsoft.com/office/word/2010/wordprocessingInk" xmlns:wne="http://schemas.microsoft.com/office/word/2006/wordml" xmlns:wps="http://schemas.microsoft.com/office/word/2010/wordprocessingShape" mc:Ignorable="w14 w15 w16se w16cid w16 w16cex w16sdtdh w16sdtfl w16du wp14">
   <w:endnote w:type="separator" w:id="-1">
     <w:p>
       <w:pPr>
@@ -845,7 +1671,7 @@
 </file>
 
 <file path=word/footnotes.xml><?xml version="1.0" encoding="utf-8"?>
-<w:footnotes xmlns:wpc="http://schemas.microsoft.com/office/word/2010/wordprocessingCanvas" xmlns:mc="http://schemas.openxmlformats.org/markup-compatibility/2006" xmlns:o="urn:schemas-microsoft-com:office:office" xmlns:r="http://schemas.openxmlformats.org/officeDocument/2006/relationships" xmlns:m="http://schemas.openxmlformats.org/officeDocument/2006/math" xmlns:v="urn:schemas-microsoft-com:vml" xmlns:wp14="http://schemas.microsoft.com/office/word/2010/wordprocessingDrawing" xmlns:wp="http://schemas.openxmlformats.org/drawingml/2006/wordprocessingDrawing" xmlns:w10="urn:schemas-microsoft-com:office:word" xmlns:w="http://schemas.openxmlformats.org/wordprocessingml/2006/main" xmlns:w14="http://schemas.microsoft.com/office/word/2010/wordml" xmlns:w15="http://schemas.microsoft.com/office/word/2012/wordml" xmlns:wpg="http://schemas.microsoft.com/office/word/2010/wordprocessingGroup" xmlns:wpi="http://schemas.microsoft.com/office/word/2010/wordprocessingInk" xmlns:wne="http://schemas.microsoft.com/office/word/2006/wordml" xmlns:wps="http://schemas.microsoft.com/office/word/2010/wordprocessingShape" mc:Ignorable="w14 w15 wp14">
+<w:footnotes xmlns:wpc="http://schemas.microsoft.com/office/word/2010/wordprocessingCanvas" xmlns:cx="http://schemas.microsoft.com/office/drawing/2014/chartex" xmlns:cx1="http://schemas.microsoft.com/office/drawing/2015/9/8/chartex" xmlns:cx2="http://schemas.microsoft.com/office/drawing/2015/10/21/chartex" xmlns:cx3="http://schemas.microsoft.com/office/drawing/2016/5/9/chartex" xmlns:cx4="http://schemas.microsoft.com/office/drawing/2016/5/10/chartex" xmlns:cx5="http://schemas.microsoft.com/office/drawing/2016/5/11/chartex" xmlns:cx6="http://schemas.microsoft.com/office/drawing/2016/5/12/chartex" xmlns:cx7="http://schemas.microsoft.com/office/drawing/2016/5/13/chartex" xmlns:cx8="http://schemas.microsoft.com/office/drawing/2016/5/14/chartex" xmlns:mc="http://schemas.openxmlformats.org/markup-compatibility/2006" xmlns:aink="http://schemas.microsoft.com/office/drawing/2016/ink" xmlns:am3d="http://schemas.microsoft.com/office/drawing/2017/model3d" xmlns:o="urn:schemas-microsoft-com:office:office" xmlns:oel="http://schemas.microsoft.com/office/2019/extlst" xmlns:r="http://schemas.openxmlformats.org/officeDocument/2006/relationships" xmlns:m="http://schemas.openxmlformats.org/officeDocument/2006/math" xmlns:v="urn:schemas-microsoft-com:vml" xmlns:wp14="http://schemas.microsoft.com/office/word/2010/wordprocessingDrawing" xmlns:wp="http://schemas.openxmlformats.org/drawingml/2006/wordprocessingDrawing" xmlns:w10="urn:schemas-microsoft-com:office:word" xmlns:w="http://schemas.openxmlformats.org/wordprocessingml/2006/main" xmlns:w14="http://schemas.microsoft.com/office/word/2010/wordml" xmlns:w15="http://schemas.microsoft.com/office/word/2012/wordml" xmlns:w16cex="http://schemas.microsoft.com/office/word/2018/wordml/cex" xmlns:w16cid="http://schemas.microsoft.com/office/word/2016/wordml/cid" xmlns:w16="http://schemas.microsoft.com/office/word/2018/wordml" xmlns:w16du="http://schemas.microsoft.com/office/word/2023/wordml/word16du" xmlns:w16sdtdh="http://schemas.microsoft.com/office/word/2020/wordml/sdtdatahash" xmlns:w16sdtfl="http://schemas.microsoft.com/office/word/2024/wordml/sdtformatlock" xmlns:w16se="http://schemas.microsoft.com/office/word/2015/wordml/symex" xmlns:wpg="http://schemas.microsoft.com/office/word/2010/wordprocessingGroup" xmlns:wpi="http://schemas.microsoft.com/office/word/2010/wordprocessingInk" xmlns:wne="http://schemas.microsoft.com/office/word/2006/wordml" xmlns:wps="http://schemas.microsoft.com/office/word/2010/wordprocessingShape" mc:Ignorable="w14 w15 w16se w16cid w16 w16cex w16sdtdh w16sdtfl w16du wp14">
   <w:footnote w:type="separator" w:id="-1">
     <w:p>
       <w:pPr>
@@ -870,7 +1696,7 @@
 </file>
 
 <file path=word/numbering.xml><?xml version="1.0" encoding="utf-8"?>
-<w:numbering xmlns:wpc="http://schemas.microsoft.com/office/word/2010/wordprocessingCanvas" xmlns:mc="http://schemas.openxmlformats.org/markup-compatibility/2006" xmlns:o="urn:schemas-microsoft-com:office:office" xmlns:r="http://schemas.openxmlformats.org/officeDocument/2006/relationships" xmlns:m="http://schemas.openxmlformats.org/officeDocument/2006/math" xmlns:v="urn:schemas-microsoft-com:vml" xmlns:wp14="http://schemas.microsoft.com/office/word/2010/wordprocessingDrawing" xmlns:wp="http://schemas.openxmlformats.org/drawingml/2006/wordprocessingDrawing" xmlns:w10="urn:schemas-microsoft-com:office:word" xmlns:w="http://schemas.openxmlformats.org/wordprocessingml/2006/main" xmlns:w14="http://schemas.microsoft.com/office/word/2010/wordml" xmlns:w15="http://schemas.microsoft.com/office/word/2012/wordml" xmlns:wpg="http://schemas.microsoft.com/office/word/2010/wordprocessingGroup" xmlns:wpi="http://schemas.microsoft.com/office/word/2010/wordprocessingInk" xmlns:wne="http://schemas.microsoft.com/office/word/2006/wordml" xmlns:wps="http://schemas.microsoft.com/office/word/2010/wordprocessingShape" mc:Ignorable="w14 w15 wp14">
+<w:numbering xmlns:wpc="http://schemas.microsoft.com/office/word/2010/wordprocessingCanvas" xmlns:cx="http://schemas.microsoft.com/office/drawing/2014/chartex" xmlns:cx1="http://schemas.microsoft.com/office/drawing/2015/9/8/chartex" xmlns:cx2="http://schemas.microsoft.com/office/drawing/2015/10/21/chartex" xmlns:cx3="http://schemas.microsoft.com/office/drawing/2016/5/9/chartex" xmlns:cx4="http://schemas.microsoft.com/office/drawing/2016/5/10/chartex" xmlns:cx5="http://schemas.microsoft.com/office/drawing/2016/5/11/chartex" xmlns:cx6="http://schemas.microsoft.com/office/drawing/2016/5/12/chartex" xmlns:cx7="http://schemas.microsoft.com/office/drawing/2016/5/13/chartex" xmlns:cx8="http://schemas.microsoft.com/office/drawing/2016/5/14/chartex" xmlns:mc="http://schemas.openxmlformats.org/markup-compatibility/2006" xmlns:aink="http://schemas.microsoft.com/office/drawing/2016/ink" xmlns:am3d="http://schemas.microsoft.com/office/drawing/2017/model3d" xmlns:o="urn:schemas-microsoft-com:office:office" xmlns:oel="http://schemas.microsoft.com/office/2019/extlst" xmlns:r="http://schemas.openxmlformats.org/officeDocument/2006/relationships" xmlns:m="http://schemas.openxmlformats.org/officeDocument/2006/math" xmlns:v="urn:schemas-microsoft-com:vml" xmlns:wp14="http://schemas.microsoft.com/office/word/2010/wordprocessingDrawing" xmlns:wp="http://schemas.openxmlformats.org/drawingml/2006/wordprocessingDrawing" xmlns:w10="urn:schemas-microsoft-com:office:word" xmlns:w="http://schemas.openxmlformats.org/wordprocessingml/2006/main" xmlns:w14="http://schemas.microsoft.com/office/word/2010/wordml" xmlns:w15="http://schemas.microsoft.com/office/word/2012/wordml" xmlns:w16cex="http://schemas.microsoft.com/office/word/2018/wordml/cex" xmlns:w16cid="http://schemas.microsoft.com/office/word/2016/wordml/cid" xmlns:w16="http://schemas.microsoft.com/office/word/2018/wordml" xmlns:w16du="http://schemas.microsoft.com/office/word/2023/wordml/word16du" xmlns:w16sdtdh="http://schemas.microsoft.com/office/word/2020/wordml/sdtdatahash" xmlns:w16sdtfl="http://schemas.microsoft.com/office/word/2024/wordml/sdtformatlock" xmlns:w16se="http://schemas.microsoft.com/office/word/2015/wordml/symex" xmlns:wpg="http://schemas.microsoft.com/office/word/2010/wordprocessingGroup" xmlns:wpi="http://schemas.microsoft.com/office/word/2010/wordprocessingInk" xmlns:wne="http://schemas.microsoft.com/office/word/2006/wordml" xmlns:wps="http://schemas.microsoft.com/office/word/2010/wordprocessingShape" mc:Ignorable="w14 w15 w16se w16cid w16 w16cex w16sdtdh w16sdtfl w16du wp14">
   <w:abstractNum w:abstractNumId="0" w15:restartNumberingAfterBreak="0">
     <w:nsid w:val="0B643B2F"/>
     <w:multiLevelType w:val="hybridMultilevel"/>
@@ -983,14 +1809,129 @@
       </w:rPr>
     </w:lvl>
   </w:abstractNum>
-  <w:num w:numId="1">
+  <w:abstractNum w:abstractNumId="1" w15:restartNumberingAfterBreak="0">
+    <w:nsid w:val="0C31788F"/>
+    <w:multiLevelType w:val="hybridMultilevel"/>
+    <w:tmpl w:val="57A609EE"/>
+    <w:lvl w:ilvl="0" w:tplc="3DE283E4">
+      <w:numFmt w:val="bullet"/>
+      <w:lvlText w:val=""/>
+      <w:lvlJc w:val="left"/>
+      <w:pPr>
+        <w:ind w:left="720" w:hanging="360"/>
+      </w:pPr>
+      <w:rPr>
+        <w:rFonts w:ascii="Wingdings" w:eastAsiaTheme="minorEastAsia" w:hAnsi="Wingdings" w:cs="Calibri" w:hint="default"/>
+      </w:rPr>
+    </w:lvl>
+    <w:lvl w:ilvl="1" w:tplc="040C0003" w:tentative="1">
+      <w:start w:val="1"/>
+      <w:numFmt w:val="bullet"/>
+      <w:lvlText w:val="o"/>
+      <w:lvlJc w:val="left"/>
+      <w:pPr>
+        <w:ind w:left="1440" w:hanging="360"/>
+      </w:pPr>
+      <w:rPr>
+        <w:rFonts w:ascii="Courier New" w:hAnsi="Courier New" w:cs="Courier New" w:hint="default"/>
+      </w:rPr>
+    </w:lvl>
+    <w:lvl w:ilvl="2" w:tplc="040C0005" w:tentative="1">
+      <w:start w:val="1"/>
+      <w:numFmt w:val="bullet"/>
+      <w:lvlText w:val=""/>
+      <w:lvlJc w:val="left"/>
+      <w:pPr>
+        <w:ind w:left="2160" w:hanging="360"/>
+      </w:pPr>
+      <w:rPr>
+        <w:rFonts w:ascii="Wingdings" w:hAnsi="Wingdings" w:hint="default"/>
+      </w:rPr>
+    </w:lvl>
+    <w:lvl w:ilvl="3" w:tplc="040C0001" w:tentative="1">
+      <w:start w:val="1"/>
+      <w:numFmt w:val="bullet"/>
+      <w:lvlText w:val=""/>
+      <w:lvlJc w:val="left"/>
+      <w:pPr>
+        <w:ind w:left="2880" w:hanging="360"/>
+      </w:pPr>
+      <w:rPr>
+        <w:rFonts w:ascii="Symbol" w:hAnsi="Symbol" w:hint="default"/>
+      </w:rPr>
+    </w:lvl>
+    <w:lvl w:ilvl="4" w:tplc="040C0003" w:tentative="1">
+      <w:start w:val="1"/>
+      <w:numFmt w:val="bullet"/>
+      <w:lvlText w:val="o"/>
+      <w:lvlJc w:val="left"/>
+      <w:pPr>
+        <w:ind w:left="3600" w:hanging="360"/>
+      </w:pPr>
+      <w:rPr>
+        <w:rFonts w:ascii="Courier New" w:hAnsi="Courier New" w:cs="Courier New" w:hint="default"/>
+      </w:rPr>
+    </w:lvl>
+    <w:lvl w:ilvl="5" w:tplc="040C0005" w:tentative="1">
+      <w:start w:val="1"/>
+      <w:numFmt w:val="bullet"/>
+      <w:lvlText w:val=""/>
+      <w:lvlJc w:val="left"/>
+      <w:pPr>
+        <w:ind w:left="4320" w:hanging="360"/>
+      </w:pPr>
+      <w:rPr>
+        <w:rFonts w:ascii="Wingdings" w:hAnsi="Wingdings" w:hint="default"/>
+      </w:rPr>
+    </w:lvl>
+    <w:lvl w:ilvl="6" w:tplc="040C0001" w:tentative="1">
+      <w:start w:val="1"/>
+      <w:numFmt w:val="bullet"/>
+      <w:lvlText w:val=""/>
+      <w:lvlJc w:val="left"/>
+      <w:pPr>
+        <w:ind w:left="5040" w:hanging="360"/>
+      </w:pPr>
+      <w:rPr>
+        <w:rFonts w:ascii="Symbol" w:hAnsi="Symbol" w:hint="default"/>
+      </w:rPr>
+    </w:lvl>
+    <w:lvl w:ilvl="7" w:tplc="040C0003" w:tentative="1">
+      <w:start w:val="1"/>
+      <w:numFmt w:val="bullet"/>
+      <w:lvlText w:val="o"/>
+      <w:lvlJc w:val="left"/>
+      <w:pPr>
+        <w:ind w:left="5760" w:hanging="360"/>
+      </w:pPr>
+      <w:rPr>
+        <w:rFonts w:ascii="Courier New" w:hAnsi="Courier New" w:cs="Courier New" w:hint="default"/>
+      </w:rPr>
+    </w:lvl>
+    <w:lvl w:ilvl="8" w:tplc="040C0005" w:tentative="1">
+      <w:start w:val="1"/>
+      <w:numFmt w:val="bullet"/>
+      <w:lvlText w:val=""/>
+      <w:lvlJc w:val="left"/>
+      <w:pPr>
+        <w:ind w:left="6480" w:hanging="360"/>
+      </w:pPr>
+      <w:rPr>
+        <w:rFonts w:ascii="Wingdings" w:hAnsi="Wingdings" w:hint="default"/>
+      </w:rPr>
+    </w:lvl>
+  </w:abstractNum>
+  <w:num w:numId="1" w16cid:durableId="810445375">
     <w:abstractNumId w:val="0"/>
+  </w:num>
+  <w:num w:numId="2" w16cid:durableId="217058508">
+    <w:abstractNumId w:val="1"/>
   </w:num>
 </w:numbering>
 </file>
 
 <file path=word/styles.xml><?xml version="1.0" encoding="utf-8"?>
-<w:styles xmlns:mc="http://schemas.openxmlformats.org/markup-compatibility/2006" xmlns:r="http://schemas.openxmlformats.org/officeDocument/2006/relationships" xmlns:w="http://schemas.openxmlformats.org/wordprocessingml/2006/main" xmlns:w14="http://schemas.microsoft.com/office/word/2010/wordml" xmlns:w15="http://schemas.microsoft.com/office/word/2012/wordml" mc:Ignorable="w14 w15">
+<w:styles xmlns:mc="http://schemas.openxmlformats.org/markup-compatibility/2006" xmlns:r="http://schemas.openxmlformats.org/officeDocument/2006/relationships" xmlns:w="http://schemas.openxmlformats.org/wordprocessingml/2006/main" xmlns:w14="http://schemas.microsoft.com/office/word/2010/wordml" xmlns:w15="http://schemas.microsoft.com/office/word/2012/wordml" xmlns:w16cex="http://schemas.microsoft.com/office/word/2018/wordml/cex" xmlns:w16cid="http://schemas.microsoft.com/office/word/2016/wordml/cid" xmlns:w16="http://schemas.microsoft.com/office/word/2018/wordml" xmlns:w16du="http://schemas.microsoft.com/office/word/2023/wordml/word16du" xmlns:w16sdtdh="http://schemas.microsoft.com/office/word/2020/wordml/sdtdatahash" xmlns:w16sdtfl="http://schemas.microsoft.com/office/word/2024/wordml/sdtformatlock" xmlns:w16se="http://schemas.microsoft.com/office/word/2015/wordml/symex" mc:Ignorable="w14 w15 w16se w16cid w16 w16cex w16sdtdh w16sdtfl w16du">
   <w:docDefaults>
     <w:rPrDefault>
       <w:rPr>
@@ -1006,7 +1947,7 @@
       </w:pPr>
     </w:pPrDefault>
   </w:docDefaults>
-  <w:latentStyles w:defLockedState="0" w:defUIPriority="99" w:defSemiHidden="0" w:defUnhideWhenUsed="0" w:defQFormat="0" w:count="371">
+  <w:latentStyles w:defLockedState="0" w:defUIPriority="99" w:defSemiHidden="0" w:defUnhideWhenUsed="0" w:defQFormat="0" w:count="376">
     <w:lsdException w:name="Normal" w:uiPriority="0" w:qFormat="1"/>
     <w:lsdException w:name="heading 1" w:uiPriority="9" w:qFormat="1"/>
     <w:lsdException w:name="heading 2" w:semiHidden="1" w:uiPriority="9" w:unhideWhenUsed="1" w:qFormat="1"/>
@@ -1378,6 +2319,11 @@
     <w:lsdException w:name="List Table 5 Dark Accent 6" w:uiPriority="50"/>
     <w:lsdException w:name="List Table 6 Colorful Accent 6" w:uiPriority="51"/>
     <w:lsdException w:name="List Table 7 Colorful Accent 6" w:uiPriority="52"/>
+    <w:lsdException w:name="Mention" w:semiHidden="1" w:unhideWhenUsed="1"/>
+    <w:lsdException w:name="Smart Hyperlink" w:semiHidden="1" w:unhideWhenUsed="1"/>
+    <w:lsdException w:name="Hashtag" w:semiHidden="1" w:unhideWhenUsed="1"/>
+    <w:lsdException w:name="Unresolved Mention" w:semiHidden="1" w:unhideWhenUsed="1"/>
+    <w:lsdException w:name="Smart Link" w:semiHidden="1" w:unhideWhenUsed="1"/>
   </w:latentStyles>
   <w:style w:type="paragraph" w:default="1" w:styleId="Normal">
     <w:name w:val="Normal"/>

--- a/Instruction Tests Motivation NEUROPREMS.docx
+++ b/Instruction Tests Motivation NEUROPREMS.docx
@@ -68,13 +68,8 @@
       <w:r>
         <w:t>6</w:t>
       </w:r>
-      <w:proofErr w:type="gramStart"/>
-      <w:r>
-        <w:t>)  --</w:t>
-      </w:r>
-      <w:proofErr w:type="gramEnd"/>
-      <w:r>
-        <w:t xml:space="preserve"> </w:t>
+      <w:r>
+        <w:t xml:space="preserve">)  -- </w:t>
       </w:r>
       <w:r>
         <w:t>Raphael Le Bouc, MBB Team</w:t>
@@ -132,11 +127,9 @@
       <w:r>
         <w:t xml:space="preserve"> et </w:t>
       </w:r>
-      <w:proofErr w:type="spellStart"/>
       <w:r>
         <w:t>Psychtoolbox</w:t>
       </w:r>
-      <w:proofErr w:type="spellEnd"/>
     </w:p>
     <w:p/>
     <w:p>
@@ -179,50 +172,25 @@
         </w:numPr>
       </w:pPr>
       <w:r>
-        <w:t xml:space="preserve">Se placer dans le </w:t>
-      </w:r>
-      <w:proofErr w:type="gramStart"/>
-      <w:r>
-        <w:t xml:space="preserve">dossier  </w:t>
+        <w:t xml:space="preserve">Se placer dans le dossier  </w:t>
       </w:r>
       <w:r>
         <w:rPr>
           <w:color w:val="0070C0"/>
         </w:rPr>
-        <w:t>…</w:t>
-      </w:r>
-      <w:proofErr w:type="gramEnd"/>
+        <w:t>…\MotiscanV202</w:t>
+      </w:r>
       <w:r>
         <w:rPr>
           <w:color w:val="0070C0"/>
         </w:rPr>
-        <w:t>\MotiscanV202</w:t>
+        <w:t>6</w:t>
       </w:r>
       <w:r>
         <w:rPr>
           <w:color w:val="0070C0"/>
         </w:rPr>
-        <w:t>6</w:t>
-      </w:r>
-      <w:r>
-        <w:rPr>
-          <w:color w:val="0070C0"/>
-        </w:rPr>
-        <w:t>-neuroprems\</w:t>
-      </w:r>
-      <w:proofErr w:type="spellStart"/>
-      <w:r>
-        <w:rPr>
-          <w:color w:val="0070C0"/>
-        </w:rPr>
-        <w:t>task_materials</w:t>
-      </w:r>
-      <w:proofErr w:type="spellEnd"/>
-      <w:r>
-        <w:rPr>
-          <w:color w:val="0070C0"/>
-        </w:rPr>
-        <w:t>\code</w:t>
+        <w:t>-neuroprems\task_materials\code</w:t>
       </w:r>
     </w:p>
     <w:p>
@@ -258,16 +226,11 @@
         <w:t> </w:t>
       </w:r>
       <w:r>
-        <w:t xml:space="preserve">avec le </w:t>
-      </w:r>
-      <w:proofErr w:type="gramStart"/>
-      <w:r>
-        <w:t>clavier</w:t>
+        <w:t>avec le clavier</w:t>
       </w:r>
       <w:r>
         <w:t>:</w:t>
       </w:r>
-      <w:proofErr w:type="gramEnd"/>
     </w:p>
     <w:p>
       <w:pPr>
@@ -283,42 +246,8 @@
         </w:numPr>
       </w:pPr>
       <w:r>
-        <w:t>Lang(u)</w:t>
-      </w:r>
-      <w:proofErr w:type="spellStart"/>
-      <w:proofErr w:type="gramStart"/>
-      <w:r>
-        <w:t>age</w:t>
-      </w:r>
-      <w:proofErr w:type="spellEnd"/>
-      <w:r>
-        <w:t>?</w:t>
-      </w:r>
-      <w:proofErr w:type="gramEnd"/>
-      <w:r>
-        <w:t xml:space="preserve"> (</w:t>
-      </w:r>
-      <w:proofErr w:type="gramStart"/>
-      <w:r>
-        <w:t>FR:</w:t>
-      </w:r>
-      <w:proofErr w:type="gramEnd"/>
-      <w:r>
-        <w:t xml:space="preserve"> 0/</w:t>
-      </w:r>
-      <w:proofErr w:type="gramStart"/>
-      <w:r>
-        <w:t>EN:</w:t>
-      </w:r>
-      <w:proofErr w:type="gramEnd"/>
-      <w:r>
-        <w:t xml:space="preserve"> 1</w:t>
-      </w:r>
-      <w:proofErr w:type="gramStart"/>
-      <w:r>
-        <w:t>):</w:t>
-      </w:r>
-      <w:proofErr w:type="gramEnd"/>
+        <w:t>Lang(u)age? (FR: 0/EN: 1):</w:t>
+      </w:r>
       <w:r>
         <w:t xml:space="preserve">  </w:t>
       </w:r>
@@ -357,15 +286,7 @@
         </w:numPr>
       </w:pPr>
       <w:r>
-        <w:t xml:space="preserve">Sélection de l'étude </w:t>
-      </w:r>
-      <w:proofErr w:type="spellStart"/>
-      <w:r>
-        <w:t>MOTIscan</w:t>
-      </w:r>
-      <w:proofErr w:type="spellEnd"/>
-      <w:r>
-        <w:t xml:space="preserve"> :</w:t>
+        <w:t>Sélection de l'étude MOTIscan :</w:t>
       </w:r>
       <w:r>
         <w:t xml:space="preserve"> </w:t>
@@ -383,16 +304,8 @@
         <w:rPr>
           <w:color w:val="00B050"/>
         </w:rPr>
-        <w:t xml:space="preserve">‘10’ pour </w:t>
-      </w:r>
-      <w:proofErr w:type="spellStart"/>
-      <w:r>
-        <w:rPr>
-          <w:color w:val="00B050"/>
-        </w:rPr>
-        <w:t>neuroprems</w:t>
-      </w:r>
-      <w:proofErr w:type="spellEnd"/>
+        <w:t>‘10’ pour neuroprems</w:t>
+      </w:r>
     </w:p>
     <w:p>
       <w:pPr>
@@ -431,21 +344,7 @@
         <w:rPr>
           <w:color w:val="00B050"/>
         </w:rPr>
-        <w:t xml:space="preserve">numéro </w:t>
-      </w:r>
-      <w:proofErr w:type="spellStart"/>
-      <w:r>
-        <w:rPr>
-          <w:color w:val="00B050"/>
-        </w:rPr>
-        <w:t>neuroprems</w:t>
-      </w:r>
-      <w:proofErr w:type="spellEnd"/>
-      <w:r>
-        <w:rPr>
-          <w:color w:val="00B050"/>
-        </w:rPr>
-        <w:t xml:space="preserve"> du participant</w:t>
+        <w:t>numéro neuroprems du participant</w:t>
       </w:r>
     </w:p>
     <w:p>
@@ -467,41 +366,19 @@
         </w:numPr>
       </w:pPr>
       <w:r>
-        <w:t xml:space="preserve">Code ID </w:t>
-      </w:r>
-      <w:proofErr w:type="gramStart"/>
-      <w:r>
-        <w:t>sujet:</w:t>
-      </w:r>
-      <w:proofErr w:type="gramEnd"/>
+        <w:t xml:space="preserve">Code ID sujet: </w:t>
+      </w:r>
+      <w:r>
+        <w:sym w:font="Wingdings" w:char="F0E0"/>
+      </w:r>
       <w:r>
         <w:t xml:space="preserve"> </w:t>
       </w:r>
       <w:r>
-        <w:sym w:font="Wingdings" w:char="F0E0"/>
-      </w:r>
-      <w:r>
-        <w:t xml:space="preserve"> </w:t>
-      </w:r>
-      <w:r>
         <w:rPr>
           <w:color w:val="00B050"/>
         </w:rPr>
-        <w:t xml:space="preserve">Code alphanumérique </w:t>
-      </w:r>
-      <w:proofErr w:type="spellStart"/>
-      <w:r>
-        <w:rPr>
-          <w:color w:val="00B050"/>
-        </w:rPr>
-        <w:t>neuroprems</w:t>
-      </w:r>
-      <w:proofErr w:type="spellEnd"/>
-      <w:r>
-        <w:rPr>
-          <w:color w:val="00B050"/>
-        </w:rPr>
-        <w:t xml:space="preserve"> (initiales du participant ?)</w:t>
+        <w:t>Code alphanumérique neuroprems (initiales du participant ?)</w:t>
       </w:r>
     </w:p>
     <w:p>
@@ -609,29 +486,8 @@
         </w:numPr>
       </w:pPr>
       <w:r>
-        <w:t xml:space="preserve">Continuer avec les tâches </w:t>
-      </w:r>
-      <w:proofErr w:type="spellStart"/>
-      <w:r>
-        <w:t>pré-déterminées</w:t>
-      </w:r>
-      <w:proofErr w:type="spellEnd"/>
-      <w:r>
-        <w:t xml:space="preserve"> ? (</w:t>
-      </w:r>
-      <w:proofErr w:type="gramStart"/>
-      <w:r>
-        <w:t>oui</w:t>
-      </w:r>
-      <w:proofErr w:type="gramEnd"/>
-      <w:r>
-        <w:t xml:space="preserve"> : 1 / non : 0</w:t>
-      </w:r>
-      <w:proofErr w:type="gramStart"/>
-      <w:r>
-        <w:t>):</w:t>
-      </w:r>
-      <w:proofErr w:type="gramEnd"/>
+        <w:t>Continuer avec les tâches pré-déterminées ? (oui : 1 / non : 0):</w:t>
+      </w:r>
       <w:r>
         <w:t xml:space="preserve"> </w:t>
       </w:r>
@@ -684,15 +540,7 @@
         <w:t>é</w:t>
       </w:r>
       <w:r>
-        <w:t xml:space="preserve"> ? (</w:t>
-      </w:r>
-      <w:proofErr w:type="gramStart"/>
-      <w:r>
-        <w:t>chiffre</w:t>
-      </w:r>
-      <w:proofErr w:type="gramEnd"/>
-      <w:r>
-        <w:t>, oui : 1/ non : 0) :</w:t>
+        <w:t xml:space="preserve"> ? (chiffre, oui : 1/ non : 0) :</w:t>
       </w:r>
       <w:r>
         <w:t xml:space="preserve"> </w:t>
@@ -728,15 +576,7 @@
         </w:numPr>
       </w:pPr>
       <w:r>
-        <w:t>Commencer '</w:t>
-      </w:r>
-      <w:proofErr w:type="spellStart"/>
-      <w:r>
-        <w:t>trainingResp</w:t>
-      </w:r>
-      <w:proofErr w:type="spellEnd"/>
-      <w:r>
-        <w:t>' (non : 0/oui : 1/esc : 2) :</w:t>
+        <w:t>Commencer 'trainingResp' (non : 0/oui : 1/esc : 2) :</w:t>
       </w:r>
       <w:r>
         <w:t xml:space="preserve"> </w:t>
@@ -843,6 +683,28 @@
         </w:numPr>
       </w:pPr>
       <w:r>
+        <w:t xml:space="preserve">Si l’écran tactile est utilisé, le participant </w:t>
+      </w:r>
+      <w:r>
+        <w:t>indique son choix directement sur l’écran en utilisant</w:t>
+      </w:r>
+      <w:r>
+        <w:t xml:space="preserve"> </w:t>
+      </w:r>
+      <w:r>
+        <w:t>le stylet ou son doigt en fonction de ses préférences. Si ce n’est pas un écran tactile, le participant répond à l’aide de la souris.</w:t>
+      </w:r>
+    </w:p>
+    <w:p>
+      <w:pPr>
+        <w:pStyle w:val="Paragraphedeliste"/>
+        <w:numPr>
+          <w:ilvl w:val="0"/>
+          <w:numId w:val="1"/>
+        </w:numPr>
+      </w:pPr>
+      <w:r>
+        <w:lastRenderedPageBreak/>
         <w:t xml:space="preserve">Pour les participants qui en éprouvent le besoin, l’expérimentateur peut lire les stimuli à chaque essai. </w:t>
       </w:r>
     </w:p>
@@ -862,14 +724,7 @@
         <w:rPr>
           <w:rFonts w:ascii="Calibri" w:hAnsi="Calibri" w:cs="Calibri"/>
         </w:rPr>
-        <w:t xml:space="preserve">Les essais durant l’entrainement de chaque tâche ne sont pas utilisés lors de l’analyse. Ils sont là pour s’assurer que le participant a bien compris la tâche ainsi que la manière dont il faut </w:t>
-      </w:r>
-      <w:r>
-        <w:rPr>
-          <w:rFonts w:ascii="Calibri" w:hAnsi="Calibri" w:cs="Calibri"/>
-        </w:rPr>
-        <w:lastRenderedPageBreak/>
-        <w:t>répondre (ex. où il faut appuyer). Ne pas hésiter durant ces essais à « reconfirmer » les choix du participant juste après qu’il a répondu pour vérifier : « donc la mousse au chocolat, ça vous plait beaucoup ? » (Tâche rating récompense), « donc ça (comportement x) vous pourriez le faire dans cette situation ? » (Tâche 4D)</w:t>
+        <w:t>Les essais durant l’entrainement de chaque tâche ne sont pas utilisés lors de l’analyse. Ils sont là pour s’assurer que le participant a bien compris la tâche ainsi que la manière dont il faut répondre (ex. où il faut appuyer). Ne pas hésiter durant ces essais à « reconfirmer » les choix du participant juste après qu’il a répondu pour vérifier : « donc la mousse au chocolat, ça vous plait beaucoup ? » (Tâche rating récompense), « donc ça (comportement x) vous pourriez le faire dans cette situation ? » (Tâche 4D)</w:t>
       </w:r>
     </w:p>
     <w:p>
@@ -961,21 +816,12 @@
         </w:rPr>
         <w:t>-</w:t>
       </w:r>
-      <w:proofErr w:type="spellStart"/>
-      <w:r>
-        <w:rPr>
-          <w:rFonts w:ascii="Calibri" w:hAnsi="Calibri" w:cs="Calibri"/>
-          <w:u w:val="single"/>
-        </w:rPr>
-        <w:t>TrainingResp</w:t>
-      </w:r>
-      <w:proofErr w:type="spellEnd"/>
-      <w:r>
-        <w:rPr>
-          <w:rFonts w:ascii="Calibri" w:hAnsi="Calibri" w:cs="Calibri"/>
-          <w:u w:val="single"/>
-        </w:rPr>
-        <w:t> :</w:t>
+      <w:r>
+        <w:rPr>
+          <w:rFonts w:ascii="Calibri" w:hAnsi="Calibri" w:cs="Calibri"/>
+          <w:u w:val="single"/>
+        </w:rPr>
+        <w:t>TrainingResp :</w:t>
       </w:r>
     </w:p>
     <w:p>
@@ -1015,42 +861,134 @@
         </w:rPr>
         <w:t>-</w:t>
       </w:r>
-      <w:proofErr w:type="spellStart"/>
-      <w:r>
-        <w:rPr>
-          <w:rFonts w:ascii="Calibri" w:hAnsi="Calibri" w:cs="Calibri"/>
-          <w:u w:val="single"/>
-        </w:rPr>
-        <w:t>Task</w:t>
-      </w:r>
-      <w:proofErr w:type="spellEnd"/>
-      <w:r>
-        <w:rPr>
-          <w:rFonts w:ascii="Calibri" w:hAnsi="Calibri" w:cs="Calibri"/>
-          <w:u w:val="single"/>
+      <w:r>
+        <w:rPr>
+          <w:rFonts w:ascii="Calibri" w:hAnsi="Calibri" w:cs="Calibri"/>
+          <w:u w:val="single"/>
+        </w:rPr>
+        <w:t xml:space="preserve">Task </w:t>
+      </w:r>
+      <w:r>
+        <w:rPr>
+          <w:rFonts w:ascii="Calibri" w:hAnsi="Calibri" w:cs="Calibri"/>
+          <w:u w:val="single"/>
+        </w:rPr>
+        <w:t>Rating R</w:t>
+      </w:r>
+      <w:r>
+        <w:rPr>
+          <w:rFonts w:ascii="Calibri" w:hAnsi="Calibri" w:cs="Calibri"/>
+          <w:u w:val="single"/>
+        </w:rPr>
+        <w:t>2</w:t>
+      </w:r>
+      <w:r>
+        <w:rPr>
+          <w:rFonts w:ascii="Calibri" w:hAnsi="Calibri" w:cs="Calibri"/>
+          <w:u w:val="single"/>
+        </w:rPr>
+        <w:t xml:space="preserve"> (récompense)</w:t>
+      </w:r>
+    </w:p>
+    <w:p>
+      <w:pPr>
+        <w:jc w:val="both"/>
+        <w:rPr>
+          <w:rFonts w:ascii="Calibri" w:hAnsi="Calibri" w:cs="Calibri"/>
+          <w:u w:val="single"/>
+        </w:rPr>
+      </w:pPr>
+      <w:r>
+        <w:rPr>
+          <w:rFonts w:ascii="Calibri" w:hAnsi="Calibri" w:cs="Calibri"/>
+          <w:u w:val="single"/>
+        </w:rPr>
+        <w:t xml:space="preserve">-Task </w:t>
+      </w:r>
+      <w:r>
+        <w:rPr>
+          <w:rFonts w:ascii="Calibri" w:hAnsi="Calibri" w:cs="Calibri"/>
+          <w:u w:val="single"/>
+        </w:rPr>
+        <w:t xml:space="preserve">Rating </w:t>
+      </w:r>
+      <w:r>
+        <w:rPr>
+          <w:rFonts w:ascii="Calibri" w:hAnsi="Calibri" w:cs="Calibri"/>
+          <w:u w:val="single"/>
+        </w:rPr>
+        <w:t xml:space="preserve">E2 </w:t>
+      </w:r>
+      <w:r>
+        <w:rPr>
+          <w:rFonts w:ascii="Calibri" w:hAnsi="Calibri" w:cs="Calibri"/>
+          <w:u w:val="single"/>
+        </w:rPr>
+        <w:t>(</w:t>
+      </w:r>
+      <w:r>
+        <w:rPr>
+          <w:rFonts w:ascii="Calibri" w:hAnsi="Calibri" w:cs="Calibri"/>
+          <w:u w:val="single"/>
+        </w:rPr>
+        <w:t>effort, mental ou physique</w:t>
+      </w:r>
+      <w:r>
+        <w:rPr>
+          <w:rFonts w:ascii="Calibri" w:hAnsi="Calibri" w:cs="Calibri"/>
+          <w:u w:val="single"/>
+        </w:rPr>
+        <w:t>)</w:t>
+      </w:r>
+    </w:p>
+    <w:p>
+      <w:pPr>
+        <w:jc w:val="both"/>
+        <w:rPr>
+          <w:rFonts w:ascii="Calibri" w:hAnsi="Calibri" w:cs="Calibri"/>
+        </w:rPr>
+      </w:pPr>
+      <w:r>
+        <w:rPr>
+          <w:rFonts w:ascii="Calibri" w:hAnsi="Calibri" w:cs="Calibri"/>
+        </w:rPr>
+        <w:t>Pour ces 2 tâches, les participants doivent indiquer leurs préférences</w:t>
+      </w:r>
+      <w:r>
+        <w:rPr>
+          <w:rFonts w:ascii="Calibri" w:hAnsi="Calibri" w:cs="Calibri"/>
+        </w:rPr>
+        <w:t xml:space="preserve"> subjectives</w:t>
+      </w:r>
+      <w:r>
+        <w:rPr>
+          <w:rFonts w:ascii="Calibri" w:hAnsi="Calibri" w:cs="Calibri"/>
+        </w:rPr>
+        <w:t xml:space="preserve"> pour chaque item</w:t>
+      </w:r>
+      <w:r>
+        <w:rPr>
+          <w:rFonts w:ascii="Calibri" w:hAnsi="Calibri" w:cs="Calibri"/>
         </w:rPr>
         <w:t xml:space="preserve"> </w:t>
       </w:r>
       <w:r>
         <w:rPr>
           <w:rFonts w:ascii="Calibri" w:hAnsi="Calibri" w:cs="Calibri"/>
-          <w:u w:val="single"/>
-        </w:rPr>
-        <w:t>Rating R</w:t>
-      </w:r>
-      <w:r>
-        <w:rPr>
-          <w:rFonts w:ascii="Calibri" w:hAnsi="Calibri" w:cs="Calibri"/>
-          <w:u w:val="single"/>
-        </w:rPr>
-        <w:t>2</w:t>
-      </w:r>
-      <w:r>
-        <w:rPr>
-          <w:rFonts w:ascii="Calibri" w:hAnsi="Calibri" w:cs="Calibri"/>
-          <w:u w:val="single"/>
-        </w:rPr>
-        <w:t xml:space="preserve"> (récompense)</w:t>
+        </w:rPr>
+        <w:t xml:space="preserve">présenté (récompense ou effort) </w:t>
+      </w:r>
+      <w:r>
+        <w:rPr>
+          <w:rFonts w:ascii="Calibri" w:hAnsi="Calibri" w:cs="Calibri"/>
+        </w:rPr>
+        <w:t>à l’aide d’</w:t>
+      </w:r>
+      <w:r>
+        <w:rPr>
+          <w:rFonts w:ascii="Calibri" w:hAnsi="Calibri" w:cs="Calibri"/>
+        </w:rPr>
+        <w:t>une échelle graduée. Bien répéter l’orientation de l’échelle graduée pour ces 2 tâches de cotations.</w:t>
       </w:r>
     </w:p>
     <w:p>
@@ -1058,94 +996,107 @@
         <w:jc w:val="both"/>
         <w:rPr>
           <w:rFonts w:ascii="Calibri" w:hAnsi="Calibri" w:cs="Calibri"/>
-          <w:u w:val="single"/>
-        </w:rPr>
-      </w:pPr>
-      <w:r>
-        <w:rPr>
-          <w:rFonts w:ascii="Calibri" w:hAnsi="Calibri" w:cs="Calibri"/>
-          <w:u w:val="single"/>
+        </w:rPr>
+      </w:pPr>
+    </w:p>
+    <w:p>
+      <w:pPr>
+        <w:jc w:val="both"/>
+        <w:rPr>
+          <w:lang w:val="en-US"/>
+        </w:rPr>
+      </w:pPr>
+      <w:r>
+        <w:rPr>
+          <w:rFonts w:ascii="Calibri" w:hAnsi="Calibri" w:cs="Calibri"/>
+          <w:lang w:val="en-US"/>
         </w:rPr>
         <w:t>-</w:t>
       </w:r>
-      <w:proofErr w:type="spellStart"/>
-      <w:r>
-        <w:rPr>
-          <w:rFonts w:ascii="Calibri" w:hAnsi="Calibri" w:cs="Calibri"/>
-          <w:u w:val="single"/>
-        </w:rPr>
-        <w:t>Task</w:t>
-      </w:r>
-      <w:proofErr w:type="spellEnd"/>
-      <w:r>
-        <w:rPr>
-          <w:rFonts w:ascii="Calibri" w:hAnsi="Calibri" w:cs="Calibri"/>
-          <w:u w:val="single"/>
+      <w:r>
+        <w:rPr>
+          <w:rFonts w:ascii="Calibri" w:hAnsi="Calibri" w:cs="Calibri"/>
+          <w:u w:val="single"/>
+          <w:lang w:val="en-US"/>
+        </w:rPr>
+        <w:t xml:space="preserve">Task </w:t>
+      </w:r>
+      <w:r>
+        <w:rPr>
+          <w:u w:val="single"/>
+          <w:lang w:val="en-US"/>
+        </w:rPr>
+        <w:t>WeightR2E2 (« Willingness to work”)</w:t>
+      </w:r>
+    </w:p>
+    <w:p>
+      <w:pPr>
+        <w:jc w:val="both"/>
+        <w:rPr>
+          <w:rFonts w:ascii="Calibri" w:hAnsi="Calibri" w:cs="Calibri"/>
+        </w:rPr>
+      </w:pPr>
+      <w:r>
+        <w:rPr>
+          <w:rFonts w:ascii="Calibri" w:hAnsi="Calibri" w:cs="Calibri"/>
+        </w:rPr>
+        <w:t xml:space="preserve">Le participant doit dire si OUI ou NON il accepterait de faire </w:t>
+      </w:r>
+      <w:r>
+        <w:rPr>
+          <w:rFonts w:ascii="Calibri" w:hAnsi="Calibri" w:cs="Calibri"/>
+          <w:b/>
+          <w:bCs/>
+        </w:rPr>
+        <w:t>x</w:t>
+      </w:r>
+      <w:r>
+        <w:rPr>
+          <w:rFonts w:ascii="Calibri" w:hAnsi="Calibri" w:cs="Calibri"/>
         </w:rPr>
         <w:t xml:space="preserve"> </w:t>
       </w:r>
       <w:r>
         <w:rPr>
           <w:rFonts w:ascii="Calibri" w:hAnsi="Calibri" w:cs="Calibri"/>
-          <w:u w:val="single"/>
-        </w:rPr>
-        <w:t xml:space="preserve">Rating </w:t>
-      </w:r>
-      <w:r>
-        <w:rPr>
-          <w:rFonts w:ascii="Calibri" w:hAnsi="Calibri" w:cs="Calibri"/>
-          <w:u w:val="single"/>
-        </w:rPr>
-        <w:t>E</w:t>
-      </w:r>
-      <w:r>
-        <w:rPr>
-          <w:rFonts w:ascii="Calibri" w:hAnsi="Calibri" w:cs="Calibri"/>
-          <w:u w:val="single"/>
-        </w:rPr>
-        <w:t>2</w:t>
-      </w:r>
-      <w:r>
-        <w:rPr>
-          <w:rFonts w:ascii="Calibri" w:hAnsi="Calibri" w:cs="Calibri"/>
-          <w:u w:val="single"/>
+          <w:b/>
+          <w:bCs/>
+        </w:rPr>
+        <w:t>effort</w:t>
+      </w:r>
+      <w:r>
+        <w:rPr>
+          <w:rFonts w:ascii="Calibri" w:hAnsi="Calibri" w:cs="Calibri"/>
+        </w:rPr>
+        <w:t xml:space="preserve"> pour obtenir </w:t>
+      </w:r>
+      <w:r>
+        <w:rPr>
+          <w:rFonts w:ascii="Calibri" w:hAnsi="Calibri" w:cs="Calibri"/>
+          <w:b/>
+          <w:bCs/>
+        </w:rPr>
+        <w:t>y</w:t>
+      </w:r>
+      <w:r>
+        <w:rPr>
+          <w:rFonts w:ascii="Calibri" w:hAnsi="Calibri" w:cs="Calibri"/>
         </w:rPr>
         <w:t xml:space="preserve"> </w:t>
       </w:r>
       <w:r>
         <w:rPr>
           <w:rFonts w:ascii="Calibri" w:hAnsi="Calibri" w:cs="Calibri"/>
-          <w:u w:val="single"/>
-        </w:rPr>
-        <w:t>(</w:t>
-      </w:r>
-      <w:r>
-        <w:rPr>
-          <w:rFonts w:ascii="Calibri" w:hAnsi="Calibri" w:cs="Calibri"/>
-          <w:u w:val="single"/>
-        </w:rPr>
-        <w:t>effort</w:t>
-      </w:r>
-      <w:r>
-        <w:rPr>
-          <w:rFonts w:ascii="Calibri" w:hAnsi="Calibri" w:cs="Calibri"/>
-          <w:u w:val="single"/>
-        </w:rPr>
-        <w:t xml:space="preserve">, </w:t>
-      </w:r>
-      <w:r>
-        <w:rPr>
-          <w:rFonts w:ascii="Calibri" w:hAnsi="Calibri" w:cs="Calibri"/>
-          <w:u w:val="single"/>
-        </w:rPr>
-        <w:t>mental ou physique</w:t>
-      </w:r>
-      <w:r>
-        <w:rPr>
-          <w:rFonts w:ascii="Calibri" w:hAnsi="Calibri" w:cs="Calibri"/>
-          <w:u w:val="single"/>
-        </w:rPr>
-        <w:t>)</w:t>
+          <w:b/>
+          <w:bCs/>
+        </w:rPr>
+        <w:t xml:space="preserve">récompense </w:t>
+      </w:r>
+      <w:r>
+        <w:rPr>
+          <w:rFonts w:ascii="Calibri" w:hAnsi="Calibri" w:cs="Calibri"/>
+        </w:rPr>
+        <w:t>(s’il accepte l’« offre » proposée).</w:t>
       </w:r>
     </w:p>
     <w:p>
@@ -1155,307 +1106,75 @@
           <w:rFonts w:ascii="Calibri" w:hAnsi="Calibri" w:cs="Calibri"/>
         </w:rPr>
       </w:pPr>
-      <w:r>
-        <w:rPr>
-          <w:rFonts w:ascii="Calibri" w:hAnsi="Calibri" w:cs="Calibri"/>
-        </w:rPr>
-        <w:t>Pour ces 2 tâches, les participants doivent indiquer leurs préférences</w:t>
-      </w:r>
-      <w:r>
-        <w:rPr>
-          <w:rFonts w:ascii="Calibri" w:hAnsi="Calibri" w:cs="Calibri"/>
-        </w:rPr>
-        <w:t xml:space="preserve"> subjectives</w:t>
-      </w:r>
-      <w:r>
-        <w:rPr>
-          <w:rFonts w:ascii="Calibri" w:hAnsi="Calibri" w:cs="Calibri"/>
-        </w:rPr>
-        <w:t xml:space="preserve"> pour chaque item</w:t>
-      </w:r>
-      <w:r>
-        <w:rPr>
-          <w:rFonts w:ascii="Calibri" w:hAnsi="Calibri" w:cs="Calibri"/>
-        </w:rPr>
-        <w:t xml:space="preserve"> </w:t>
-      </w:r>
-      <w:r>
-        <w:rPr>
-          <w:rFonts w:ascii="Calibri" w:hAnsi="Calibri" w:cs="Calibri"/>
-        </w:rPr>
-        <w:t xml:space="preserve">présenté (récompense ou effort) </w:t>
-      </w:r>
-      <w:r>
-        <w:rPr>
-          <w:rFonts w:ascii="Calibri" w:hAnsi="Calibri" w:cs="Calibri"/>
-        </w:rPr>
-        <w:t>à l’aide d’</w:t>
-      </w:r>
-      <w:r>
-        <w:rPr>
-          <w:rFonts w:ascii="Calibri" w:hAnsi="Calibri" w:cs="Calibri"/>
-        </w:rPr>
-        <w:t xml:space="preserve">une échelle graduée. </w:t>
-      </w:r>
-      <w:r>
-        <w:rPr>
-          <w:rFonts w:ascii="Calibri" w:hAnsi="Calibri" w:cs="Calibri"/>
-        </w:rPr>
-        <w:t>Bien répéter l’orientation de l’échelle graduée pour</w:t>
-      </w:r>
-      <w:r>
-        <w:rPr>
-          <w:rFonts w:ascii="Calibri" w:hAnsi="Calibri" w:cs="Calibri"/>
-        </w:rPr>
-        <w:t xml:space="preserve"> ces 2 tâches de cotations.</w:t>
-      </w:r>
     </w:p>
     <w:p>
       <w:pPr>
         <w:jc w:val="both"/>
         <w:rPr>
           <w:rFonts w:ascii="Calibri" w:hAnsi="Calibri" w:cs="Calibri"/>
-        </w:rPr>
-      </w:pPr>
+          <w:u w:val="single"/>
+        </w:rPr>
+      </w:pPr>
+      <w:r>
+        <w:rPr>
+          <w:rFonts w:ascii="Calibri" w:hAnsi="Calibri" w:cs="Calibri"/>
+        </w:rPr>
+        <w:t>-</w:t>
+      </w:r>
+      <w:r>
+        <w:rPr>
+          <w:rFonts w:ascii="Calibri" w:hAnsi="Calibri" w:cs="Calibri"/>
+          <w:u w:val="single"/>
+        </w:rPr>
+        <w:t xml:space="preserve">Task </w:t>
+      </w:r>
+      <w:r>
+        <w:rPr>
+          <w:u w:val="single"/>
+        </w:rPr>
+        <w:t>ChoiceDelayR2, tâche de choix avec délai</w:t>
+      </w:r>
     </w:p>
     <w:p>
       <w:pPr>
         <w:jc w:val="both"/>
         <w:rPr>
-          <w:lang w:val="en-US"/>
-        </w:rPr>
-      </w:pPr>
-      <w:r>
-        <w:rPr>
-          <w:rFonts w:ascii="Calibri" w:hAnsi="Calibri" w:cs="Calibri"/>
-          <w:lang w:val="en-US"/>
+          <w:rFonts w:ascii="Calibri" w:hAnsi="Calibri" w:cs="Calibri"/>
+        </w:rPr>
+      </w:pPr>
+      <w:r>
+        <w:rPr>
+          <w:rFonts w:ascii="Calibri" w:hAnsi="Calibri" w:cs="Calibri"/>
+        </w:rPr>
+        <w:t>Le participant doit choisir entre deux récompenses, une qui serait immédiate et l’autre dans un futur plus ou moins proche.</w:t>
+      </w:r>
+    </w:p>
+    <w:p>
+      <w:pPr>
+        <w:jc w:val="both"/>
+        <w:rPr>
+          <w:rFonts w:ascii="Calibri" w:hAnsi="Calibri" w:cs="Calibri"/>
+        </w:rPr>
+      </w:pPr>
+    </w:p>
+    <w:p>
+      <w:pPr>
+        <w:jc w:val="both"/>
+        <w:rPr>
+          <w:rFonts w:ascii="Calibri" w:hAnsi="Calibri" w:cs="Calibri"/>
+        </w:rPr>
+      </w:pPr>
+      <w:r>
+        <w:rPr>
+          <w:rFonts w:ascii="Calibri" w:hAnsi="Calibri" w:cs="Calibri"/>
         </w:rPr>
         <w:t>-</w:t>
       </w:r>
       <w:r>
         <w:rPr>
-          <w:rFonts w:ascii="Calibri" w:hAnsi="Calibri" w:cs="Calibri"/>
-          <w:u w:val="single"/>
-          <w:lang w:val="en-US"/>
-        </w:rPr>
-        <w:t xml:space="preserve">Task </w:t>
-      </w:r>
-      <w:r>
-        <w:rPr>
-          <w:u w:val="single"/>
-          <w:lang w:val="en-US"/>
-        </w:rPr>
-        <w:t>WeightR2E2</w:t>
-      </w:r>
-      <w:r>
-        <w:rPr>
-          <w:u w:val="single"/>
-          <w:lang w:val="en-US"/>
-        </w:rPr>
-        <w:t xml:space="preserve"> (« Willingness to work”)</w:t>
-      </w:r>
-    </w:p>
-    <w:p>
-      <w:pPr>
-        <w:jc w:val="both"/>
-        <w:rPr>
-          <w:rFonts w:ascii="Calibri" w:hAnsi="Calibri" w:cs="Calibri"/>
-        </w:rPr>
-      </w:pPr>
-      <w:r>
-        <w:rPr>
-          <w:rFonts w:ascii="Calibri" w:hAnsi="Calibri" w:cs="Calibri"/>
-        </w:rPr>
-        <w:t xml:space="preserve">Le participant doit dire si OUI ou NON il accepterait de faire </w:t>
-      </w:r>
-      <w:r>
-        <w:rPr>
-          <w:rFonts w:ascii="Calibri" w:hAnsi="Calibri" w:cs="Calibri"/>
-          <w:b/>
-          <w:bCs/>
-        </w:rPr>
-        <w:t>x</w:t>
-      </w:r>
-      <w:r>
-        <w:rPr>
-          <w:rFonts w:ascii="Calibri" w:hAnsi="Calibri" w:cs="Calibri"/>
-        </w:rPr>
-        <w:t xml:space="preserve"> </w:t>
-      </w:r>
-      <w:r>
-        <w:rPr>
-          <w:rFonts w:ascii="Calibri" w:hAnsi="Calibri" w:cs="Calibri"/>
-          <w:b/>
-          <w:bCs/>
-        </w:rPr>
-        <w:t>effort</w:t>
-      </w:r>
-      <w:r>
-        <w:rPr>
-          <w:rFonts w:ascii="Calibri" w:hAnsi="Calibri" w:cs="Calibri"/>
-        </w:rPr>
-        <w:t xml:space="preserve"> pour obtenir </w:t>
-      </w:r>
-      <w:r>
-        <w:rPr>
-          <w:rFonts w:ascii="Calibri" w:hAnsi="Calibri" w:cs="Calibri"/>
-          <w:b/>
-          <w:bCs/>
-        </w:rPr>
-        <w:t>y</w:t>
-      </w:r>
-      <w:r>
-        <w:rPr>
-          <w:rFonts w:ascii="Calibri" w:hAnsi="Calibri" w:cs="Calibri"/>
-        </w:rPr>
-        <w:t xml:space="preserve"> </w:t>
-      </w:r>
-      <w:r>
-        <w:rPr>
-          <w:rFonts w:ascii="Calibri" w:hAnsi="Calibri" w:cs="Calibri"/>
-          <w:b/>
-          <w:bCs/>
-        </w:rPr>
-        <w:t xml:space="preserve">récompense </w:t>
-      </w:r>
-      <w:r>
-        <w:rPr>
-          <w:rFonts w:ascii="Calibri" w:hAnsi="Calibri" w:cs="Calibri"/>
-        </w:rPr>
-        <w:t>(s’il accepte l</w:t>
-      </w:r>
-      <w:proofErr w:type="gramStart"/>
-      <w:r>
-        <w:rPr>
-          <w:rFonts w:ascii="Calibri" w:hAnsi="Calibri" w:cs="Calibri"/>
-        </w:rPr>
-        <w:t>’«</w:t>
-      </w:r>
-      <w:proofErr w:type="gramEnd"/>
-      <w:r>
-        <w:rPr>
-          <w:rFonts w:ascii="Calibri" w:hAnsi="Calibri" w:cs="Calibri"/>
-        </w:rPr>
-        <w:t> offre » proposée).</w:t>
-      </w:r>
-    </w:p>
-    <w:p>
-      <w:pPr>
-        <w:jc w:val="both"/>
-        <w:rPr>
-          <w:rFonts w:ascii="Calibri" w:hAnsi="Calibri" w:cs="Calibri"/>
-        </w:rPr>
-      </w:pPr>
-    </w:p>
-    <w:p>
-      <w:pPr>
-        <w:jc w:val="both"/>
-        <w:rPr>
-          <w:rFonts w:ascii="Calibri" w:hAnsi="Calibri" w:cs="Calibri"/>
-          <w:u w:val="single"/>
-        </w:rPr>
-      </w:pPr>
-      <w:r>
-        <w:rPr>
-          <w:rFonts w:ascii="Calibri" w:hAnsi="Calibri" w:cs="Calibri"/>
-        </w:rPr>
-        <w:t>-</w:t>
-      </w:r>
-      <w:proofErr w:type="spellStart"/>
-      <w:r>
-        <w:rPr>
-          <w:rFonts w:ascii="Calibri" w:hAnsi="Calibri" w:cs="Calibri"/>
-          <w:u w:val="single"/>
-        </w:rPr>
-        <w:t>Task</w:t>
-      </w:r>
-      <w:proofErr w:type="spellEnd"/>
-      <w:r>
-        <w:rPr>
-          <w:rFonts w:ascii="Calibri" w:hAnsi="Calibri" w:cs="Calibri"/>
-          <w:u w:val="single"/>
-        </w:rPr>
-        <w:t xml:space="preserve"> </w:t>
-      </w:r>
-      <w:r>
-        <w:rPr>
-          <w:u w:val="single"/>
-        </w:rPr>
-        <w:t>ChoiceDelayR2</w:t>
-      </w:r>
-      <w:r>
-        <w:rPr>
-          <w:u w:val="single"/>
-        </w:rPr>
-        <w:t>, tâche de choix avec délai</w:t>
-      </w:r>
-    </w:p>
-    <w:p>
-      <w:pPr>
-        <w:jc w:val="both"/>
-        <w:rPr>
-          <w:rFonts w:ascii="Calibri" w:hAnsi="Calibri" w:cs="Calibri"/>
-        </w:rPr>
-      </w:pPr>
-      <w:r>
-        <w:rPr>
-          <w:rFonts w:ascii="Calibri" w:hAnsi="Calibri" w:cs="Calibri"/>
-        </w:rPr>
-        <w:t>Le participant doit choisir entre deux récompenses, une qui serait immédiate et l’autre dans un futur plus ou moins proche.</w:t>
-      </w:r>
-    </w:p>
-    <w:p>
-      <w:pPr>
-        <w:jc w:val="both"/>
-        <w:rPr>
-          <w:rFonts w:ascii="Calibri" w:hAnsi="Calibri" w:cs="Calibri"/>
-        </w:rPr>
-      </w:pPr>
-    </w:p>
-    <w:p>
-      <w:pPr>
-        <w:jc w:val="both"/>
-        <w:rPr>
-          <w:rFonts w:ascii="Calibri" w:hAnsi="Calibri" w:cs="Calibri"/>
-        </w:rPr>
-      </w:pPr>
-      <w:r>
-        <w:rPr>
-          <w:rFonts w:ascii="Calibri" w:hAnsi="Calibri" w:cs="Calibri"/>
-        </w:rPr>
-        <w:t>-</w:t>
-      </w:r>
-      <w:proofErr w:type="spellStart"/>
-      <w:r>
-        <w:rPr>
-          <w:u w:val="single"/>
-        </w:rPr>
-        <w:t>T</w:t>
-      </w:r>
-      <w:r>
-        <w:rPr>
-          <w:u w:val="single"/>
-        </w:rPr>
-        <w:t>ask</w:t>
-      </w:r>
-      <w:proofErr w:type="spellEnd"/>
-      <w:r>
-        <w:rPr>
-          <w:u w:val="single"/>
-        </w:rPr>
-        <w:t xml:space="preserve"> </w:t>
-      </w:r>
-      <w:r>
-        <w:rPr>
-          <w:u w:val="single"/>
-        </w:rPr>
-        <w:t>Choice4DNR2AS</w:t>
-      </w:r>
-      <w:r>
-        <w:rPr>
-          <w:u w:val="single"/>
-        </w:rPr>
-        <w:t>, tâche de vi</w:t>
+          <w:u w:val="single"/>
+        </w:rPr>
+        <w:t>Task Choice4DNR2AS, tâche de vi</w:t>
       </w:r>
       <w:r>
         <w:rPr>
@@ -1590,6 +1309,7 @@
         <w:rPr>
           <w:rFonts w:ascii="Calibri" w:hAnsi="Calibri" w:cs="Calibri"/>
         </w:rPr>
+        <w:lastRenderedPageBreak/>
         <w:t xml:space="preserve">Parfois, les participants pensent que l’on oppose les dimensions comportement et récompenses aux dimensions audience et sanction. Il faut bien rappeler qu’il faut prendre les </w:t>
       </w:r>
       <w:r>

--- a/Instruction Tests Motivation NEUROPREMS.docx
+++ b/Instruction Tests Motivation NEUROPREMS.docx
@@ -672,6 +672,15 @@
       </w:pPr>
       <w:r>
         <w:t xml:space="preserve">Lire les instructions qui s’affichent à l’écran en début de chaque tâche. </w:t>
+      </w:r>
+      <w:r>
+        <w:t xml:space="preserve">Appuyer sur une touche pour passer </w:t>
+      </w:r>
+      <w:r>
+        <w:t>chaque</w:t>
+      </w:r>
+      <w:r>
+        <w:t xml:space="preserve"> écran d’instructions.</w:t>
       </w:r>
     </w:p>
     <w:p>

--- a/Instruction Tests Motivation NEUROPREMS.docx
+++ b/Instruction Tests Motivation NEUROPREMS.docx
@@ -68,8 +68,13 @@
       <w:r>
         <w:t>6</w:t>
       </w:r>
-      <w:r>
-        <w:t xml:space="preserve">)  -- </w:t>
+      <w:proofErr w:type="gramStart"/>
+      <w:r>
+        <w:t>)  --</w:t>
+      </w:r>
+      <w:proofErr w:type="gramEnd"/>
+      <w:r>
+        <w:t xml:space="preserve"> </w:t>
       </w:r>
       <w:r>
         <w:t>Raphael Le Bouc, MBB Team</w:t>
@@ -97,7 +102,7 @@
     </w:p>
     <w:p>
       <w:pPr>
-        <w:pStyle w:val="Paragraphedeliste"/>
+        <w:pStyle w:val="ListParagraph"/>
         <w:numPr>
           <w:ilvl w:val="0"/>
           <w:numId w:val="1"/>
@@ -115,7 +120,7 @@
     </w:p>
     <w:p>
       <w:pPr>
-        <w:pStyle w:val="Paragraphedeliste"/>
+        <w:pStyle w:val="ListParagraph"/>
         <w:numPr>
           <w:ilvl w:val="0"/>
           <w:numId w:val="1"/>
@@ -153,7 +158,7 @@
     </w:p>
     <w:p>
       <w:pPr>
-        <w:pStyle w:val="Paragraphedeliste"/>
+        <w:pStyle w:val="ListParagraph"/>
         <w:numPr>
           <w:ilvl w:val="0"/>
           <w:numId w:val="1"/>
@@ -165,25 +170,36 @@
     </w:p>
     <w:p>
       <w:pPr>
-        <w:pStyle w:val="Paragraphedeliste"/>
+        <w:pStyle w:val="ListParagraph"/>
         <w:numPr>
           <w:ilvl w:val="0"/>
           <w:numId w:val="1"/>
         </w:numPr>
       </w:pPr>
       <w:r>
-        <w:t xml:space="preserve">Se placer dans le dossier  </w:t>
+        <w:t xml:space="preserve">Se placer dans le </w:t>
+      </w:r>
+      <w:proofErr w:type="gramStart"/>
+      <w:r>
+        <w:t xml:space="preserve">dossier  </w:t>
       </w:r>
       <w:r>
         <w:rPr>
           <w:color w:val="0070C0"/>
         </w:rPr>
-        <w:t>…\MotiscanV202</w:t>
-      </w:r>
+        <w:t>…</w:t>
+      </w:r>
+      <w:proofErr w:type="gramEnd"/>
       <w:r>
         <w:rPr>
           <w:color w:val="0070C0"/>
         </w:rPr>
+        <w:t>\MotiscanV202</w:t>
+      </w:r>
+      <w:r>
+        <w:rPr>
+          <w:color w:val="0070C0"/>
+        </w:rPr>
         <w:t>6</w:t>
       </w:r>
       <w:r>
@@ -195,7 +211,7 @@
     </w:p>
     <w:p>
       <w:pPr>
-        <w:pStyle w:val="Paragraphedeliste"/>
+        <w:pStyle w:val="ListParagraph"/>
         <w:numPr>
           <w:ilvl w:val="0"/>
           <w:numId w:val="1"/>
@@ -213,7 +229,7 @@
     </w:p>
     <w:p>
       <w:pPr>
-        <w:pStyle w:val="Paragraphedeliste"/>
+        <w:pStyle w:val="ListParagraph"/>
         <w:numPr>
           <w:ilvl w:val="0"/>
           <w:numId w:val="1"/>
@@ -226,28 +242,62 @@
         <w:t> </w:t>
       </w:r>
       <w:r>
-        <w:t>avec le clavier</w:t>
+        <w:t xml:space="preserve">avec le </w:t>
+      </w:r>
+      <w:proofErr w:type="gramStart"/>
+      <w:r>
+        <w:t>clavier</w:t>
       </w:r>
       <w:r>
         <w:t>:</w:t>
       </w:r>
-    </w:p>
-    <w:p>
-      <w:pPr>
-        <w:pStyle w:val="Paragraphedeliste"/>
-      </w:pPr>
-    </w:p>
-    <w:p>
-      <w:pPr>
-        <w:pStyle w:val="Paragraphedeliste"/>
+      <w:proofErr w:type="gramEnd"/>
+    </w:p>
+    <w:p>
+      <w:pPr>
+        <w:pStyle w:val="ListParagraph"/>
+      </w:pPr>
+    </w:p>
+    <w:p>
+      <w:pPr>
+        <w:pStyle w:val="ListParagraph"/>
         <w:numPr>
           <w:ilvl w:val="1"/>
           <w:numId w:val="1"/>
         </w:numPr>
       </w:pPr>
       <w:r>
-        <w:t>Lang(u)age? (FR: 0/EN: 1):</w:t>
-      </w:r>
+        <w:t>Lang(u)</w:t>
+      </w:r>
+      <w:proofErr w:type="gramStart"/>
+      <w:r>
+        <w:t>age?</w:t>
+      </w:r>
+      <w:proofErr w:type="gramEnd"/>
+      <w:r>
+        <w:t xml:space="preserve"> (</w:t>
+      </w:r>
+      <w:proofErr w:type="gramStart"/>
+      <w:r>
+        <w:t>FR:</w:t>
+      </w:r>
+      <w:proofErr w:type="gramEnd"/>
+      <w:r>
+        <w:t xml:space="preserve"> 0/</w:t>
+      </w:r>
+      <w:proofErr w:type="gramStart"/>
+      <w:r>
+        <w:t>EN:</w:t>
+      </w:r>
+      <w:proofErr w:type="gramEnd"/>
+      <w:r>
+        <w:t xml:space="preserve"> 1</w:t>
+      </w:r>
+      <w:proofErr w:type="gramStart"/>
+      <w:r>
+        <w:t>):</w:t>
+      </w:r>
+      <w:proofErr w:type="gramEnd"/>
       <w:r>
         <w:t xml:space="preserve">  </w:t>
       </w:r>
@@ -269,7 +319,7 @@
     </w:p>
     <w:p>
       <w:pPr>
-        <w:pStyle w:val="Paragraphedeliste"/>
+        <w:pStyle w:val="ListParagraph"/>
         <w:ind w:left="1440"/>
         <w:rPr>
           <w:sz w:val="12"/>
@@ -279,7 +329,7 @@
     </w:p>
     <w:p>
       <w:pPr>
-        <w:pStyle w:val="Paragraphedeliste"/>
+        <w:pStyle w:val="ListParagraph"/>
         <w:numPr>
           <w:ilvl w:val="1"/>
           <w:numId w:val="1"/>
@@ -309,7 +359,7 @@
     </w:p>
     <w:p>
       <w:pPr>
-        <w:pStyle w:val="Paragraphedeliste"/>
+        <w:pStyle w:val="ListParagraph"/>
         <w:ind w:left="1440"/>
         <w:rPr>
           <w:sz w:val="12"/>
@@ -319,7 +369,7 @@
     </w:p>
     <w:p>
       <w:pPr>
-        <w:pStyle w:val="Paragraphedeliste"/>
+        <w:pStyle w:val="ListParagraph"/>
         <w:numPr>
           <w:ilvl w:val="1"/>
           <w:numId w:val="1"/>
@@ -349,7 +399,7 @@
     </w:p>
     <w:p>
       <w:pPr>
-        <w:pStyle w:val="Paragraphedeliste"/>
+        <w:pStyle w:val="ListParagraph"/>
         <w:ind w:left="1440"/>
         <w:rPr>
           <w:sz w:val="12"/>
@@ -359,14 +409,22 @@
     </w:p>
     <w:p>
       <w:pPr>
-        <w:pStyle w:val="Paragraphedeliste"/>
+        <w:pStyle w:val="ListParagraph"/>
         <w:numPr>
           <w:ilvl w:val="1"/>
           <w:numId w:val="1"/>
         </w:numPr>
       </w:pPr>
       <w:r>
-        <w:t xml:space="preserve">Code ID sujet: </w:t>
+        <w:t xml:space="preserve">Code ID </w:t>
+      </w:r>
+      <w:proofErr w:type="gramStart"/>
+      <w:r>
+        <w:t>sujet:</w:t>
+      </w:r>
+      <w:proofErr w:type="gramEnd"/>
+      <w:r>
+        <w:t xml:space="preserve"> </w:t>
       </w:r>
       <w:r>
         <w:sym w:font="Wingdings" w:char="F0E0"/>
@@ -383,7 +441,7 @@
     </w:p>
     <w:p>
       <w:pPr>
-        <w:pStyle w:val="Paragraphedeliste"/>
+        <w:pStyle w:val="ListParagraph"/>
         <w:ind w:left="1440"/>
         <w:rPr>
           <w:sz w:val="12"/>
@@ -393,7 +451,7 @@
     </w:p>
     <w:p>
       <w:pPr>
-        <w:pStyle w:val="Paragraphedeliste"/>
+        <w:pStyle w:val="ListParagraph"/>
         <w:numPr>
           <w:ilvl w:val="1"/>
           <w:numId w:val="1"/>
@@ -426,7 +484,7 @@
     </w:p>
     <w:p>
       <w:pPr>
-        <w:pStyle w:val="Paragraphedeliste"/>
+        <w:pStyle w:val="ListParagraph"/>
         <w:ind w:left="1440"/>
         <w:rPr>
           <w:sz w:val="12"/>
@@ -436,7 +494,7 @@
     </w:p>
     <w:p>
       <w:pPr>
-        <w:pStyle w:val="Paragraphedeliste"/>
+        <w:pStyle w:val="ListParagraph"/>
         <w:numPr>
           <w:ilvl w:val="1"/>
           <w:numId w:val="1"/>
@@ -469,7 +527,7 @@
     </w:p>
     <w:p>
       <w:pPr>
-        <w:pStyle w:val="Paragraphedeliste"/>
+        <w:pStyle w:val="ListParagraph"/>
         <w:ind w:left="1440"/>
         <w:rPr>
           <w:sz w:val="12"/>
@@ -479,15 +537,28 @@
     </w:p>
     <w:p>
       <w:pPr>
-        <w:pStyle w:val="Paragraphedeliste"/>
+        <w:pStyle w:val="ListParagraph"/>
         <w:numPr>
           <w:ilvl w:val="1"/>
           <w:numId w:val="1"/>
         </w:numPr>
       </w:pPr>
       <w:r>
-        <w:t>Continuer avec les tâches pré-déterminées ? (oui : 1 / non : 0):</w:t>
-      </w:r>
+        <w:t>Continuer avec les tâches pré-déterminées ? (</w:t>
+      </w:r>
+      <w:proofErr w:type="gramStart"/>
+      <w:r>
+        <w:t>oui</w:t>
+      </w:r>
+      <w:proofErr w:type="gramEnd"/>
+      <w:r>
+        <w:t xml:space="preserve"> : 1 / non : 0</w:t>
+      </w:r>
+      <w:proofErr w:type="gramStart"/>
+      <w:r>
+        <w:t>):</w:t>
+      </w:r>
+      <w:proofErr w:type="gramEnd"/>
       <w:r>
         <w:t xml:space="preserve"> </w:t>
       </w:r>
@@ -506,7 +577,7 @@
     </w:p>
     <w:p>
       <w:pPr>
-        <w:pStyle w:val="Paragraphedeliste"/>
+        <w:pStyle w:val="ListParagraph"/>
         <w:rPr>
           <w:sz w:val="12"/>
           <w:szCs w:val="12"/>
@@ -515,7 +586,7 @@
     </w:p>
     <w:p>
       <w:pPr>
-        <w:pStyle w:val="Paragraphedeliste"/>
+        <w:pStyle w:val="ListParagraph"/>
         <w:numPr>
           <w:ilvl w:val="1"/>
           <w:numId w:val="1"/>
@@ -540,7 +611,15 @@
         <w:t>é</w:t>
       </w:r>
       <w:r>
-        <w:t xml:space="preserve"> ? (chiffre, oui : 1/ non : 0) :</w:t>
+        <w:t xml:space="preserve"> ? (</w:t>
+      </w:r>
+      <w:proofErr w:type="gramStart"/>
+      <w:r>
+        <w:t>chiffre</w:t>
+      </w:r>
+      <w:proofErr w:type="gramEnd"/>
+      <w:r>
+        <w:t>, oui : 1/ non : 0) :</w:t>
       </w:r>
       <w:r>
         <w:t xml:space="preserve"> </w:t>
@@ -560,7 +639,7 @@
     </w:p>
     <w:p>
       <w:pPr>
-        <w:pStyle w:val="Paragraphedeliste"/>
+        <w:pStyle w:val="ListParagraph"/>
         <w:rPr>
           <w:sz w:val="12"/>
           <w:szCs w:val="12"/>
@@ -569,68 +648,56 @@
     </w:p>
     <w:p>
       <w:pPr>
-        <w:pStyle w:val="Paragraphedeliste"/>
+        <w:pStyle w:val="ListParagraph"/>
         <w:numPr>
           <w:ilvl w:val="1"/>
           <w:numId w:val="1"/>
         </w:numPr>
       </w:pPr>
       <w:r>
-        <w:t>Commencer 'trainingResp' (non : 0/oui : 1/esc : 2) :</w:t>
-      </w:r>
-      <w:r>
-        <w:t xml:space="preserve"> </w:t>
-      </w:r>
-    </w:p>
-    <w:p>
-      <w:pPr>
-        <w:pStyle w:val="Paragraphedeliste"/>
+        <w:t>Commencer 'taskRatingR2' (non : 0/oui : 1/esc : 2) :</w:t>
+      </w:r>
+    </w:p>
+    <w:p>
+      <w:pPr>
+        <w:pStyle w:val="ListParagraph"/>
         <w:ind w:left="1440"/>
       </w:pPr>
       <w:r>
-        <w:t>Commencer 'taskRatingR2' (non : 0/oui : 1/esc : 2) :</w:t>
-      </w:r>
-    </w:p>
-    <w:p>
-      <w:pPr>
-        <w:pStyle w:val="Paragraphedeliste"/>
+        <w:t>Commencer 'taskRatingE2' (non : 0/oui : 1/esc : 2) :</w:t>
+      </w:r>
+    </w:p>
+    <w:p>
+      <w:pPr>
+        <w:pStyle w:val="ListParagraph"/>
         <w:ind w:left="1440"/>
       </w:pPr>
       <w:r>
-        <w:t>Commencer 'taskRatingE2' (non : 0/oui : 1/esc : 2) :</w:t>
-      </w:r>
-    </w:p>
-    <w:p>
-      <w:pPr>
-        <w:pStyle w:val="Paragraphedeliste"/>
+        <w:t>Commencer 'taskWeightR2E2' (non : 0/oui : 1/esc : 2) :</w:t>
+      </w:r>
+    </w:p>
+    <w:p>
+      <w:pPr>
+        <w:pStyle w:val="ListParagraph"/>
         <w:ind w:left="1440"/>
       </w:pPr>
       <w:r>
-        <w:t>Commencer 'taskWeightR2E2' (non : 0/oui : 1/esc : 2) :</w:t>
-      </w:r>
-    </w:p>
-    <w:p>
-      <w:pPr>
-        <w:pStyle w:val="Paragraphedeliste"/>
+        <w:t>Commencer 'taskChoiceDelayR2' (non : 0/oui : 1/esc : 2) :</w:t>
+      </w:r>
+    </w:p>
+    <w:p>
+      <w:pPr>
+        <w:pStyle w:val="ListParagraph"/>
         <w:ind w:left="1440"/>
       </w:pPr>
       <w:r>
-        <w:t>Commencer 'taskChoiceDelayR2' (non : 0/oui : 1/esc : 2) :</w:t>
-      </w:r>
-    </w:p>
-    <w:p>
-      <w:pPr>
-        <w:pStyle w:val="Paragraphedeliste"/>
+        <w:t>Commencer 'taskChoice4DNR2AS' (non : 0/oui : 1/esc : 2) :</w:t>
+      </w:r>
+    </w:p>
+    <w:p>
+      <w:pPr>
+        <w:pStyle w:val="ListParagraph"/>
         <w:ind w:left="1440"/>
-      </w:pPr>
-      <w:r>
-        <w:t>Commencer 'taskChoice4DNR2AS' (non : 0/oui : 1/esc : 2) :</w:t>
-      </w:r>
-    </w:p>
-    <w:p>
-      <w:pPr>
-        <w:pStyle w:val="Paragraphedeliste"/>
-        <w:ind w:left="1440"/>
         <w:rPr>
           <w:color w:val="00B050"/>
         </w:rPr>
@@ -664,7 +731,7 @@
     </w:p>
     <w:p>
       <w:pPr>
-        <w:pStyle w:val="Paragraphedeliste"/>
+        <w:pStyle w:val="ListParagraph"/>
         <w:numPr>
           <w:ilvl w:val="0"/>
           <w:numId w:val="1"/>
@@ -685,7 +752,7 @@
     </w:p>
     <w:p>
       <w:pPr>
-        <w:pStyle w:val="Paragraphedeliste"/>
+        <w:pStyle w:val="ListParagraph"/>
         <w:numPr>
           <w:ilvl w:val="0"/>
           <w:numId w:val="1"/>
@@ -706,7 +773,7 @@
     </w:p>
     <w:p>
       <w:pPr>
-        <w:pStyle w:val="Paragraphedeliste"/>
+        <w:pStyle w:val="ListParagraph"/>
         <w:numPr>
           <w:ilvl w:val="0"/>
           <w:numId w:val="1"/>
@@ -719,261 +786,306 @@
     </w:p>
     <w:p>
       <w:pPr>
-        <w:pStyle w:val="Paragraphedeliste"/>
-        <w:numPr>
-          <w:ilvl w:val="0"/>
-          <w:numId w:val="1"/>
-        </w:numPr>
+        <w:rPr>
+          <w:color w:val="0070C0"/>
+        </w:rPr>
+      </w:pPr>
+      <w:r>
+        <w:rPr>
+          <w:b/>
+        </w:rPr>
+        <w:t>Donné</w:t>
+      </w:r>
+      <w:r>
+        <w:rPr>
+          <w:b/>
+        </w:rPr>
+        <w:t>e</w:t>
+      </w:r>
+      <w:r>
+        <w:rPr>
+          <w:b/>
+        </w:rPr>
+        <w:t>s</w:t>
+      </w:r>
+      <w:r>
+        <w:t xml:space="preserve"> : les données sont sauvegardées dans le dossier </w:t>
+      </w:r>
+      <w:r>
+        <w:rPr>
+          <w:color w:val="0070C0"/>
+        </w:rPr>
+        <w:t>…\MotiscanV202</w:t>
+      </w:r>
+      <w:r>
+        <w:rPr>
+          <w:color w:val="0070C0"/>
+        </w:rPr>
+        <w:t>6</w:t>
+      </w:r>
+      <w:r>
+        <w:rPr>
+          <w:color w:val="0070C0"/>
+        </w:rPr>
+        <w:t>-neuroprems\data</w:t>
+      </w:r>
+    </w:p>
+    <w:p>
+      <w:pPr>
+        <w:rPr>
+          <w:color w:val="0070C0"/>
+        </w:rPr>
+      </w:pPr>
+    </w:p>
+    <w:p>
+      <w:pPr>
         <w:jc w:val="both"/>
         <w:rPr>
           <w:rFonts w:ascii="Calibri" w:hAnsi="Calibri" w:cs="Calibri"/>
-        </w:rPr>
-      </w:pPr>
-      <w:r>
-        <w:rPr>
-          <w:rFonts w:ascii="Calibri" w:hAnsi="Calibri" w:cs="Calibri"/>
-        </w:rPr>
-        <w:t>Les essais durant l’entrainement de chaque tâche ne sont pas utilisés lors de l’analyse. Ils sont là pour s’assurer que le participant a bien compris la tâche ainsi que la manière dont il faut répondre (ex. où il faut appuyer). Ne pas hésiter durant ces essais à « reconfirmer » les choix du participant juste après qu’il a répondu pour vérifier : « donc la mousse au chocolat, ça vous plait beaucoup ? » (Tâche rating récompense), « donc ça (comportement x) vous pourriez le faire dans cette situation ? » (Tâche 4D)</w:t>
-      </w:r>
-    </w:p>
-    <w:p>
-      <w:pPr>
-        <w:pStyle w:val="Paragraphedeliste"/>
-      </w:pPr>
-    </w:p>
-    <w:p>
-      <w:pPr>
-        <w:rPr>
-          <w:color w:val="0070C0"/>
-        </w:rPr>
-      </w:pPr>
-      <w:r>
-        <w:rPr>
-          <w:b/>
-        </w:rPr>
-        <w:t>Donné</w:t>
-      </w:r>
-      <w:r>
-        <w:rPr>
-          <w:b/>
-        </w:rPr>
-        <w:t>e</w:t>
-      </w:r>
-      <w:r>
-        <w:rPr>
-          <w:b/>
-        </w:rPr>
-        <w:t>s</w:t>
-      </w:r>
-      <w:r>
-        <w:t xml:space="preserve"> : les données sont sauvegardées dans le dossier </w:t>
-      </w:r>
-      <w:r>
-        <w:rPr>
-          <w:color w:val="0070C0"/>
-        </w:rPr>
-        <w:t>…\MotiscanV202</w:t>
-      </w:r>
-      <w:r>
-        <w:rPr>
-          <w:color w:val="0070C0"/>
-        </w:rPr>
-        <w:t>6</w:t>
-      </w:r>
-      <w:r>
-        <w:rPr>
-          <w:color w:val="0070C0"/>
-        </w:rPr>
-        <w:t>-neuroprems\data</w:t>
-      </w:r>
-    </w:p>
-    <w:p>
-      <w:pPr>
-        <w:rPr>
-          <w:color w:val="0070C0"/>
-        </w:rPr>
-      </w:pPr>
+          <w:b/>
+          <w:bCs/>
+        </w:rPr>
+      </w:pPr>
+      <w:r>
+        <w:rPr>
+          <w:rFonts w:ascii="Calibri" w:hAnsi="Calibri" w:cs="Calibri"/>
+          <w:b/>
+          <w:bCs/>
+        </w:rPr>
+        <w:t>Détails des tâches</w:t>
+      </w:r>
     </w:p>
     <w:p>
       <w:pPr>
         <w:jc w:val="both"/>
         <w:rPr>
           <w:rFonts w:ascii="Calibri" w:hAnsi="Calibri" w:cs="Calibri"/>
+          <w:u w:val="single"/>
+        </w:rPr>
+      </w:pPr>
+      <w:r>
+        <w:rPr>
+          <w:rFonts w:ascii="Calibri" w:hAnsi="Calibri" w:cs="Calibri"/>
+          <w:u w:val="single"/>
+        </w:rPr>
+        <w:t>-</w:t>
+      </w:r>
+      <w:r>
+        <w:rPr>
+          <w:rFonts w:ascii="Calibri" w:hAnsi="Calibri" w:cs="Calibri"/>
+          <w:u w:val="single"/>
+        </w:rPr>
+        <w:t xml:space="preserve">Task </w:t>
+      </w:r>
+      <w:r>
+        <w:rPr>
+          <w:rFonts w:ascii="Calibri" w:hAnsi="Calibri" w:cs="Calibri"/>
+          <w:u w:val="single"/>
+        </w:rPr>
+        <w:t>Rating R</w:t>
+      </w:r>
+      <w:r>
+        <w:rPr>
+          <w:rFonts w:ascii="Calibri" w:hAnsi="Calibri" w:cs="Calibri"/>
+          <w:u w:val="single"/>
+        </w:rPr>
+        <w:t>2</w:t>
+      </w:r>
+      <w:r>
+        <w:rPr>
+          <w:rFonts w:ascii="Calibri" w:hAnsi="Calibri" w:cs="Calibri"/>
+          <w:u w:val="single"/>
+        </w:rPr>
+        <w:t xml:space="preserve"> (récompense)</w:t>
+      </w:r>
+    </w:p>
+    <w:p>
+      <w:pPr>
+        <w:jc w:val="both"/>
+        <w:rPr>
+          <w:rFonts w:ascii="Calibri" w:hAnsi="Calibri" w:cs="Calibri"/>
+          <w:u w:val="single"/>
+        </w:rPr>
+      </w:pPr>
+      <w:r>
+        <w:rPr>
+          <w:rFonts w:ascii="Calibri" w:hAnsi="Calibri" w:cs="Calibri"/>
+          <w:u w:val="single"/>
+        </w:rPr>
+        <w:t xml:space="preserve">-Task </w:t>
+      </w:r>
+      <w:r>
+        <w:rPr>
+          <w:rFonts w:ascii="Calibri" w:hAnsi="Calibri" w:cs="Calibri"/>
+          <w:u w:val="single"/>
+        </w:rPr>
+        <w:t xml:space="preserve">Rating </w:t>
+      </w:r>
+      <w:r>
+        <w:rPr>
+          <w:rFonts w:ascii="Calibri" w:hAnsi="Calibri" w:cs="Calibri"/>
+          <w:u w:val="single"/>
+        </w:rPr>
+        <w:t xml:space="preserve">E2 </w:t>
+      </w:r>
+      <w:r>
+        <w:rPr>
+          <w:rFonts w:ascii="Calibri" w:hAnsi="Calibri" w:cs="Calibri"/>
+          <w:u w:val="single"/>
+        </w:rPr>
+        <w:t>(</w:t>
+      </w:r>
+      <w:r>
+        <w:rPr>
+          <w:rFonts w:ascii="Calibri" w:hAnsi="Calibri" w:cs="Calibri"/>
+          <w:u w:val="single"/>
+        </w:rPr>
+        <w:t>effort, mental ou physique</w:t>
+      </w:r>
+      <w:r>
+        <w:rPr>
+          <w:rFonts w:ascii="Calibri" w:hAnsi="Calibri" w:cs="Calibri"/>
+          <w:u w:val="single"/>
+        </w:rPr>
+        <w:t>)</w:t>
+      </w:r>
+    </w:p>
+    <w:p>
+      <w:pPr>
+        <w:jc w:val="both"/>
+        <w:rPr>
+          <w:rFonts w:ascii="Calibri" w:hAnsi="Calibri" w:cs="Calibri"/>
+        </w:rPr>
+      </w:pPr>
+      <w:r>
+        <w:rPr>
+          <w:rFonts w:ascii="Calibri" w:hAnsi="Calibri" w:cs="Calibri"/>
+        </w:rPr>
+        <w:t>Pour ces 2 tâches, les participants doivent indiquer leurs préférences</w:t>
+      </w:r>
+      <w:r>
+        <w:rPr>
+          <w:rFonts w:ascii="Calibri" w:hAnsi="Calibri" w:cs="Calibri"/>
+        </w:rPr>
+        <w:t xml:space="preserve"> subjectives</w:t>
+      </w:r>
+      <w:r>
+        <w:rPr>
+          <w:rFonts w:ascii="Calibri" w:hAnsi="Calibri" w:cs="Calibri"/>
+        </w:rPr>
+        <w:t xml:space="preserve"> pour chaque item</w:t>
+      </w:r>
+      <w:r>
+        <w:rPr>
+          <w:rFonts w:ascii="Calibri" w:hAnsi="Calibri" w:cs="Calibri"/>
+        </w:rPr>
+        <w:t xml:space="preserve"> </w:t>
+      </w:r>
+      <w:r>
+        <w:rPr>
+          <w:rFonts w:ascii="Calibri" w:hAnsi="Calibri" w:cs="Calibri"/>
+        </w:rPr>
+        <w:t xml:space="preserve">présenté (récompense ou effort) </w:t>
+      </w:r>
+      <w:r>
+        <w:rPr>
+          <w:rFonts w:ascii="Calibri" w:hAnsi="Calibri" w:cs="Calibri"/>
+        </w:rPr>
+        <w:t>à l’aide d’</w:t>
+      </w:r>
+      <w:r>
+        <w:rPr>
+          <w:rFonts w:ascii="Calibri" w:hAnsi="Calibri" w:cs="Calibri"/>
+        </w:rPr>
+        <w:t>une échelle graduée. Bien répéter l’orientation de l’échelle graduée pour ces 2 tâches de cotations.</w:t>
+      </w:r>
+    </w:p>
+    <w:p>
+      <w:pPr>
+        <w:jc w:val="both"/>
+        <w:rPr>
+          <w:rFonts w:ascii="Calibri" w:hAnsi="Calibri" w:cs="Calibri"/>
+        </w:rPr>
+      </w:pPr>
+    </w:p>
+    <w:p>
+      <w:pPr>
+        <w:jc w:val="both"/>
+        <w:rPr>
+          <w:lang w:val="en-US"/>
+        </w:rPr>
+      </w:pPr>
+      <w:r>
+        <w:rPr>
+          <w:rFonts w:ascii="Calibri" w:hAnsi="Calibri" w:cs="Calibri"/>
+          <w:lang w:val="en-US"/>
+        </w:rPr>
+        <w:t>-</w:t>
+      </w:r>
+      <w:r>
+        <w:rPr>
+          <w:rFonts w:ascii="Calibri" w:hAnsi="Calibri" w:cs="Calibri"/>
+          <w:u w:val="single"/>
+          <w:lang w:val="en-US"/>
+        </w:rPr>
+        <w:t xml:space="preserve">Task </w:t>
+      </w:r>
+      <w:r>
+        <w:rPr>
+          <w:u w:val="single"/>
+          <w:lang w:val="en-US"/>
+        </w:rPr>
+        <w:t>WeightR2E2 (« Willingness to work”)</w:t>
+      </w:r>
+    </w:p>
+    <w:p>
+      <w:pPr>
+        <w:jc w:val="both"/>
+        <w:rPr>
+          <w:rFonts w:ascii="Calibri" w:hAnsi="Calibri" w:cs="Calibri"/>
+        </w:rPr>
+      </w:pPr>
+      <w:r>
+        <w:rPr>
+          <w:rFonts w:ascii="Calibri" w:hAnsi="Calibri" w:cs="Calibri"/>
+        </w:rPr>
+        <w:t xml:space="preserve">Le participant doit dire si OUI ou NON il accepterait de faire </w:t>
+      </w:r>
+      <w:r>
+        <w:rPr>
+          <w:rFonts w:ascii="Calibri" w:hAnsi="Calibri" w:cs="Calibri"/>
           <w:b/>
           <w:bCs/>
         </w:rPr>
-      </w:pPr>
+        <w:t>x</w:t>
+      </w:r>
+      <w:r>
+        <w:rPr>
+          <w:rFonts w:ascii="Calibri" w:hAnsi="Calibri" w:cs="Calibri"/>
+        </w:rPr>
+        <w:t xml:space="preserve"> </w:t>
+      </w:r>
       <w:r>
         <w:rPr>
           <w:rFonts w:ascii="Calibri" w:hAnsi="Calibri" w:cs="Calibri"/>
           <w:b/>
           <w:bCs/>
         </w:rPr>
-        <w:t>Détails des tâches</w:t>
-      </w:r>
-    </w:p>
-    <w:p>
-      <w:pPr>
-        <w:jc w:val="both"/>
-        <w:rPr>
-          <w:rFonts w:ascii="Calibri" w:hAnsi="Calibri" w:cs="Calibri"/>
-        </w:rPr>
-      </w:pPr>
-      <w:r>
-        <w:rPr>
-          <w:rFonts w:ascii="Calibri" w:hAnsi="Calibri" w:cs="Calibri"/>
-        </w:rPr>
-        <w:t>-</w:t>
-      </w:r>
-      <w:r>
-        <w:rPr>
-          <w:rFonts w:ascii="Calibri" w:hAnsi="Calibri" w:cs="Calibri"/>
-          <w:u w:val="single"/>
-        </w:rPr>
-        <w:t>TrainingResp :</w:t>
-      </w:r>
-    </w:p>
-    <w:p>
-      <w:pPr>
-        <w:jc w:val="both"/>
-        <w:rPr>
-          <w:rFonts w:ascii="Calibri" w:hAnsi="Calibri" w:cs="Calibri"/>
-        </w:rPr>
-      </w:pPr>
-      <w:r>
-        <w:rPr>
-          <w:rFonts w:ascii="Calibri" w:hAnsi="Calibri" w:cs="Calibri"/>
-        </w:rPr>
-        <w:t>Première tâche pour familiariser le participant avec l’utilisation de la tablette.</w:t>
-      </w:r>
-    </w:p>
-    <w:p>
-      <w:pPr>
-        <w:jc w:val="both"/>
-        <w:rPr>
-          <w:rFonts w:ascii="Calibri" w:hAnsi="Calibri" w:cs="Calibri"/>
-        </w:rPr>
-      </w:pPr>
-    </w:p>
-    <w:p>
-      <w:pPr>
-        <w:jc w:val="both"/>
-        <w:rPr>
-          <w:rFonts w:ascii="Calibri" w:hAnsi="Calibri" w:cs="Calibri"/>
-          <w:u w:val="single"/>
-        </w:rPr>
-      </w:pPr>
-      <w:r>
-        <w:rPr>
-          <w:rFonts w:ascii="Calibri" w:hAnsi="Calibri" w:cs="Calibri"/>
-          <w:u w:val="single"/>
-        </w:rPr>
-        <w:t>-</w:t>
-      </w:r>
-      <w:r>
-        <w:rPr>
-          <w:rFonts w:ascii="Calibri" w:hAnsi="Calibri" w:cs="Calibri"/>
-          <w:u w:val="single"/>
-        </w:rPr>
-        <w:t xml:space="preserve">Task </w:t>
-      </w:r>
-      <w:r>
-        <w:rPr>
-          <w:rFonts w:ascii="Calibri" w:hAnsi="Calibri" w:cs="Calibri"/>
-          <w:u w:val="single"/>
-        </w:rPr>
-        <w:t>Rating R</w:t>
-      </w:r>
-      <w:r>
-        <w:rPr>
-          <w:rFonts w:ascii="Calibri" w:hAnsi="Calibri" w:cs="Calibri"/>
-          <w:u w:val="single"/>
-        </w:rPr>
-        <w:t>2</w:t>
-      </w:r>
-      <w:r>
-        <w:rPr>
-          <w:rFonts w:ascii="Calibri" w:hAnsi="Calibri" w:cs="Calibri"/>
-          <w:u w:val="single"/>
-        </w:rPr>
-        <w:t xml:space="preserve"> (récompense)</w:t>
-      </w:r>
-    </w:p>
-    <w:p>
-      <w:pPr>
-        <w:jc w:val="both"/>
-        <w:rPr>
-          <w:rFonts w:ascii="Calibri" w:hAnsi="Calibri" w:cs="Calibri"/>
-          <w:u w:val="single"/>
-        </w:rPr>
-      </w:pPr>
-      <w:r>
-        <w:rPr>
-          <w:rFonts w:ascii="Calibri" w:hAnsi="Calibri" w:cs="Calibri"/>
-          <w:u w:val="single"/>
-        </w:rPr>
-        <w:t xml:space="preserve">-Task </w:t>
-      </w:r>
-      <w:r>
-        <w:rPr>
-          <w:rFonts w:ascii="Calibri" w:hAnsi="Calibri" w:cs="Calibri"/>
-          <w:u w:val="single"/>
-        </w:rPr>
-        <w:t xml:space="preserve">Rating </w:t>
-      </w:r>
-      <w:r>
-        <w:rPr>
-          <w:rFonts w:ascii="Calibri" w:hAnsi="Calibri" w:cs="Calibri"/>
-          <w:u w:val="single"/>
-        </w:rPr>
-        <w:t xml:space="preserve">E2 </w:t>
-      </w:r>
-      <w:r>
-        <w:rPr>
-          <w:rFonts w:ascii="Calibri" w:hAnsi="Calibri" w:cs="Calibri"/>
-          <w:u w:val="single"/>
-        </w:rPr>
-        <w:t>(</w:t>
-      </w:r>
-      <w:r>
-        <w:rPr>
-          <w:rFonts w:ascii="Calibri" w:hAnsi="Calibri" w:cs="Calibri"/>
-          <w:u w:val="single"/>
-        </w:rPr>
-        <w:t>effort, mental ou physique</w:t>
-      </w:r>
-      <w:r>
-        <w:rPr>
-          <w:rFonts w:ascii="Calibri" w:hAnsi="Calibri" w:cs="Calibri"/>
-          <w:u w:val="single"/>
-        </w:rPr>
-        <w:t>)</w:t>
-      </w:r>
-    </w:p>
-    <w:p>
-      <w:pPr>
-        <w:jc w:val="both"/>
-        <w:rPr>
-          <w:rFonts w:ascii="Calibri" w:hAnsi="Calibri" w:cs="Calibri"/>
-        </w:rPr>
-      </w:pPr>
-      <w:r>
-        <w:rPr>
-          <w:rFonts w:ascii="Calibri" w:hAnsi="Calibri" w:cs="Calibri"/>
-        </w:rPr>
-        <w:t>Pour ces 2 tâches, les participants doivent indiquer leurs préférences</w:t>
-      </w:r>
-      <w:r>
-        <w:rPr>
-          <w:rFonts w:ascii="Calibri" w:hAnsi="Calibri" w:cs="Calibri"/>
-        </w:rPr>
-        <w:t xml:space="preserve"> subjectives</w:t>
-      </w:r>
-      <w:r>
-        <w:rPr>
-          <w:rFonts w:ascii="Calibri" w:hAnsi="Calibri" w:cs="Calibri"/>
-        </w:rPr>
-        <w:t xml:space="preserve"> pour chaque item</w:t>
+        <w:t>effort</w:t>
+      </w:r>
+      <w:r>
+        <w:rPr>
+          <w:rFonts w:ascii="Calibri" w:hAnsi="Calibri" w:cs="Calibri"/>
+        </w:rPr>
+        <w:t xml:space="preserve"> pour obtenir </w:t>
+      </w:r>
+      <w:r>
+        <w:rPr>
+          <w:rFonts w:ascii="Calibri" w:hAnsi="Calibri" w:cs="Calibri"/>
+          <w:b/>
+          <w:bCs/>
+        </w:rPr>
+        <w:t>y</w:t>
       </w:r>
       <w:r>
         <w:rPr>
@@ -984,128 +1096,30 @@
       <w:r>
         <w:rPr>
           <w:rFonts w:ascii="Calibri" w:hAnsi="Calibri" w:cs="Calibri"/>
-        </w:rPr>
-        <w:t xml:space="preserve">présenté (récompense ou effort) </w:t>
-      </w:r>
-      <w:r>
-        <w:rPr>
-          <w:rFonts w:ascii="Calibri" w:hAnsi="Calibri" w:cs="Calibri"/>
-        </w:rPr>
-        <w:t>à l’aide d’</w:t>
-      </w:r>
-      <w:r>
-        <w:rPr>
-          <w:rFonts w:ascii="Calibri" w:hAnsi="Calibri" w:cs="Calibri"/>
-        </w:rPr>
-        <w:t>une échelle graduée. Bien répéter l’orientation de l’échelle graduée pour ces 2 tâches de cotations.</w:t>
-      </w:r>
-    </w:p>
-    <w:p>
-      <w:pPr>
-        <w:jc w:val="both"/>
-        <w:rPr>
-          <w:rFonts w:ascii="Calibri" w:hAnsi="Calibri" w:cs="Calibri"/>
-        </w:rPr>
-      </w:pPr>
-    </w:p>
-    <w:p>
-      <w:pPr>
-        <w:jc w:val="both"/>
-        <w:rPr>
-          <w:lang w:val="en-US"/>
-        </w:rPr>
-      </w:pPr>
-      <w:r>
-        <w:rPr>
-          <w:rFonts w:ascii="Calibri" w:hAnsi="Calibri" w:cs="Calibri"/>
-          <w:lang w:val="en-US"/>
-        </w:rPr>
-        <w:t>-</w:t>
-      </w:r>
-      <w:r>
-        <w:rPr>
-          <w:rFonts w:ascii="Calibri" w:hAnsi="Calibri" w:cs="Calibri"/>
-          <w:u w:val="single"/>
-          <w:lang w:val="en-US"/>
-        </w:rPr>
-        <w:t xml:space="preserve">Task </w:t>
-      </w:r>
-      <w:r>
-        <w:rPr>
-          <w:u w:val="single"/>
-          <w:lang w:val="en-US"/>
-        </w:rPr>
-        <w:t>WeightR2E2 (« Willingness to work”)</w:t>
-      </w:r>
-    </w:p>
-    <w:p>
-      <w:pPr>
-        <w:jc w:val="both"/>
-        <w:rPr>
-          <w:rFonts w:ascii="Calibri" w:hAnsi="Calibri" w:cs="Calibri"/>
-        </w:rPr>
-      </w:pPr>
-      <w:r>
-        <w:rPr>
-          <w:rFonts w:ascii="Calibri" w:hAnsi="Calibri" w:cs="Calibri"/>
-        </w:rPr>
-        <w:t xml:space="preserve">Le participant doit dire si OUI ou NON il accepterait de faire </w:t>
-      </w:r>
-      <w:r>
-        <w:rPr>
-          <w:rFonts w:ascii="Calibri" w:hAnsi="Calibri" w:cs="Calibri"/>
           <w:b/>
           <w:bCs/>
         </w:rPr>
-        <w:t>x</w:t>
-      </w:r>
-      <w:r>
-        <w:rPr>
-          <w:rFonts w:ascii="Calibri" w:hAnsi="Calibri" w:cs="Calibri"/>
-        </w:rPr>
-        <w:t xml:space="preserve"> </w:t>
-      </w:r>
-      <w:r>
-        <w:rPr>
-          <w:rFonts w:ascii="Calibri" w:hAnsi="Calibri" w:cs="Calibri"/>
-          <w:b/>
-          <w:bCs/>
-        </w:rPr>
-        <w:t>effort</w:t>
-      </w:r>
-      <w:r>
-        <w:rPr>
-          <w:rFonts w:ascii="Calibri" w:hAnsi="Calibri" w:cs="Calibri"/>
-        </w:rPr>
-        <w:t xml:space="preserve"> pour obtenir </w:t>
-      </w:r>
-      <w:r>
-        <w:rPr>
-          <w:rFonts w:ascii="Calibri" w:hAnsi="Calibri" w:cs="Calibri"/>
-          <w:b/>
-          <w:bCs/>
-        </w:rPr>
-        <w:t>y</w:t>
-      </w:r>
-      <w:r>
-        <w:rPr>
-          <w:rFonts w:ascii="Calibri" w:hAnsi="Calibri" w:cs="Calibri"/>
-        </w:rPr>
-        <w:t xml:space="preserve"> </w:t>
-      </w:r>
-      <w:r>
-        <w:rPr>
-          <w:rFonts w:ascii="Calibri" w:hAnsi="Calibri" w:cs="Calibri"/>
-          <w:b/>
-          <w:bCs/>
-        </w:rPr>
         <w:t xml:space="preserve">récompense </w:t>
       </w:r>
       <w:r>
         <w:rPr>
           <w:rFonts w:ascii="Calibri" w:hAnsi="Calibri" w:cs="Calibri"/>
         </w:rPr>
-        <w:t>(s’il accepte l’« offre » proposée).</w:t>
+        <w:t>(s’il accepte l</w:t>
+      </w:r>
+      <w:proofErr w:type="gramStart"/>
+      <w:r>
+        <w:rPr>
+          <w:rFonts w:ascii="Calibri" w:hAnsi="Calibri" w:cs="Calibri"/>
+        </w:rPr>
+        <w:t>’«</w:t>
+      </w:r>
+      <w:proofErr w:type="gramEnd"/>
+      <w:r>
+        <w:rPr>
+          <w:rFonts w:ascii="Calibri" w:hAnsi="Calibri" w:cs="Calibri"/>
+        </w:rPr>
+        <w:t> offre » proposée).</w:t>
       </w:r>
     </w:p>
     <w:p>
@@ -1318,7 +1332,6 @@
         <w:rPr>
           <w:rFonts w:ascii="Calibri" w:hAnsi="Calibri" w:cs="Calibri"/>
         </w:rPr>
-        <w:lastRenderedPageBreak/>
         <w:t xml:space="preserve">Parfois, les participants pensent que l’on oppose les dimensions comportement et récompenses aux dimensions audience et sanction. Il faut bien rappeler qu’il faut prendre les </w:t>
       </w:r>
       <w:r>
@@ -2058,13 +2071,13 @@
     <w:name w:val="Normal"/>
     <w:qFormat/>
   </w:style>
-  <w:style w:type="character" w:default="1" w:styleId="Policepardfaut">
+  <w:style w:type="character" w:default="1" w:styleId="DefaultParagraphFont">
     <w:name w:val="Default Paragraph Font"/>
     <w:uiPriority w:val="1"/>
     <w:semiHidden/>
     <w:unhideWhenUsed/>
   </w:style>
-  <w:style w:type="table" w:default="1" w:styleId="TableauNormal">
+  <w:style w:type="table" w:default="1" w:styleId="TableNormal">
     <w:name w:val="Normal Table"/>
     <w:uiPriority w:val="99"/>
     <w:semiHidden/>
@@ -2079,13 +2092,13 @@
       </w:tblCellMar>
     </w:tblPr>
   </w:style>
-  <w:style w:type="numbering" w:default="1" w:styleId="Aucuneliste">
+  <w:style w:type="numbering" w:default="1" w:styleId="NoList">
     <w:name w:val="No List"/>
     <w:uiPriority w:val="99"/>
     <w:semiHidden/>
     <w:unhideWhenUsed/>
   </w:style>
-  <w:style w:type="paragraph" w:styleId="Paragraphedeliste">
+  <w:style w:type="paragraph" w:styleId="ListParagraph">
     <w:name w:val="List Paragraph"/>
     <w:basedOn w:val="Normal"/>
     <w:uiPriority w:val="34"/>
@@ -2096,10 +2109,10 @@
       <w:contextualSpacing/>
     </w:pPr>
   </w:style>
-  <w:style w:type="paragraph" w:styleId="En-tte">
+  <w:style w:type="paragraph" w:styleId="Header">
     <w:name w:val="header"/>
     <w:basedOn w:val="Normal"/>
-    <w:link w:val="En-tteCar"/>
+    <w:link w:val="HeaderChar"/>
     <w:uiPriority w:val="99"/>
     <w:unhideWhenUsed/>
     <w:rsid w:val="00DE7784"/>
@@ -2111,17 +2124,17 @@
       <w:spacing w:after="0" w:line="240" w:lineRule="auto"/>
     </w:pPr>
   </w:style>
-  <w:style w:type="character" w:customStyle="1" w:styleId="En-tteCar">
-    <w:name w:val="En-tête Car"/>
-    <w:basedOn w:val="Policepardfaut"/>
-    <w:link w:val="En-tte"/>
+  <w:style w:type="character" w:customStyle="1" w:styleId="HeaderChar">
+    <w:name w:val="Header Char"/>
+    <w:basedOn w:val="DefaultParagraphFont"/>
+    <w:link w:val="Header"/>
     <w:uiPriority w:val="99"/>
     <w:rsid w:val="00DE7784"/>
   </w:style>
-  <w:style w:type="paragraph" w:styleId="Pieddepage">
+  <w:style w:type="paragraph" w:styleId="Footer">
     <w:name w:val="footer"/>
     <w:basedOn w:val="Normal"/>
-    <w:link w:val="PieddepageCar"/>
+    <w:link w:val="FooterChar"/>
     <w:uiPriority w:val="99"/>
     <w:unhideWhenUsed/>
     <w:rsid w:val="00DE7784"/>
@@ -2133,10 +2146,10 @@
       <w:spacing w:after="0" w:line="240" w:lineRule="auto"/>
     </w:pPr>
   </w:style>
-  <w:style w:type="character" w:customStyle="1" w:styleId="PieddepageCar">
-    <w:name w:val="Pied de page Car"/>
-    <w:basedOn w:val="Policepardfaut"/>
-    <w:link w:val="Pieddepage"/>
+  <w:style w:type="character" w:customStyle="1" w:styleId="FooterChar">
+    <w:name w:val="Footer Char"/>
+    <w:basedOn w:val="DefaultParagraphFont"/>
+    <w:link w:val="Footer"/>
     <w:uiPriority w:val="99"/>
     <w:rsid w:val="00DE7784"/>
   </w:style>
